--- a/Watts Up - User Guide.docx
+++ b/Watts Up - User Guide.docx
@@ -23,7 +23,7 @@
           <w:b w:val="0"/>
           <w:i/>
         </w:rPr>
-        <w:t xml:space="preserve">Version 0.9.0 — released 2026-10-18. This guide is built into the program: click </w:t>
+        <w:t xml:space="preserve">Version 0.9.1 — released 2026-10-18. This guide is built into the program: click </w:t>
       </w:r>
       <w:r>
         <w:rPr>
@@ -1728,7 +1728,7 @@
           <w:b w:val="0"/>
           <w:i w:val="0"/>
         </w:rPr>
-        <w:t>The status badge in a row toggles an item between Existing and Installed (or Removed) when clicked.</w:t>
+        <w:t>The status badge in a row toggles an item between Existing and Removed (in the Existing / Removed grid) when clicked; the keyboard focus stays on the badge, so Tab and Shift+Tab continue to the next or previous cell in the same row.</w:t>
       </w:r>
     </w:p>
     <w:p>
@@ -3985,7 +3985,7 @@
                 <w:i w:val="0"/>
                 <w:sz w:val="19"/>
               </w:rPr>
-              <w:t xml:space="preserve"> chooses 4, 3 or 2 depending on the number of value columns. A set of phases is never split.</w:t>
+              <w:t xml:space="preserve"> chooses 4 siblings for up to 3 value columns and 3 otherwise. A set of phases is never split.</w:t>
             </w:r>
           </w:p>
         </w:tc>
@@ -4854,131 +4854,23 @@
       </w:r>
     </w:p>
     <w:p>
+      <w:pPr>
+        <w:pStyle w:val="ListBullet"/>
+        <w:spacing w:after="60"/>
+      </w:pPr>
       <w:r>
         <w:rPr>
           <w:b/>
           <w:i w:val="0"/>
         </w:rPr>
-        <w:t>Important:</w:t>
+        <w:t>Connect Different…</w:t>
       </w:r>
       <w:r>
         <w:rPr>
           <w:b w:val="0"/>
           <w:i w:val="0"/>
         </w:rPr>
-        <w:t xml:space="preserve"> Word locks a file while it is open. Close the report in Word before syncing, otherwise the program reports that the file is probably open and nothing is written.</w:t>
-      </w:r>
-    </w:p>
-    <w:p>
-      <w:pPr>
-        <w:pStyle w:val="Heading3"/>
-      </w:pPr>
-      <w:r>
-        <w:rPr>
-          <w:b w:val="0"/>
-          <w:i w:val="0"/>
-        </w:rPr>
-        <w:t>7.4 Browsers without the connection feature</w:t>
-      </w:r>
-    </w:p>
-    <w:p>
-      <w:r>
-        <w:rPr>
-          <w:b w:val="0"/>
-          <w:i w:val="0"/>
-        </w:rPr>
-        <w:t xml:space="preserve">In Firefox and Safari there is no connection. </w:t>
-      </w:r>
-      <w:r>
-        <w:rPr>
-          <w:b/>
-          <w:i w:val="0"/>
-        </w:rPr>
-        <w:t>Word Report</w:t>
-      </w:r>
-      <w:r>
-        <w:rPr>
-          <w:b w:val="0"/>
-          <w:i w:val="0"/>
-        </w:rPr>
-        <w:t xml:space="preserve"> simply downloads a new </w:t>
-      </w:r>
-      <w:r>
-        <w:rPr>
-          <w:rFonts w:ascii="Consolas" w:hAnsi="Consolas" w:eastAsia="Consolas"/>
-          <w:b w:val="0"/>
-          <w:i w:val="0"/>
-          <w:sz w:val="19"/>
-          <w:shd w:val="clear" w:color="auto" w:fill="EEF1F6"/>
-        </w:rPr>
-        <w:t>.docx</w:t>
-      </w:r>
-      <w:r>
-        <w:rPr>
-          <w:b w:val="0"/>
-          <w:i w:val="0"/>
-        </w:rPr>
-        <w:t xml:space="preserve">; </w:t>
-      </w:r>
-      <w:r>
-        <w:rPr>
-          <w:b/>
-          <w:i w:val="0"/>
-        </w:rPr>
-        <w:t>Open</w:t>
-      </w:r>
-      <w:r>
-        <w:rPr>
-          <w:b w:val="0"/>
-          <w:i w:val="0"/>
-        </w:rPr>
-        <w:t xml:space="preserve"> can still load a </w:t>
-      </w:r>
-      <w:r>
-        <w:rPr>
-          <w:rFonts w:ascii="Consolas" w:hAnsi="Consolas" w:eastAsia="Consolas"/>
-          <w:b w:val="0"/>
-          <w:i w:val="0"/>
-          <w:sz w:val="19"/>
-          <w:shd w:val="clear" w:color="auto" w:fill="EEF1F6"/>
-        </w:rPr>
-        <w:t>.docx</w:t>
-      </w:r>
-      <w:r>
-        <w:rPr>
-          <w:b w:val="0"/>
-          <w:i w:val="0"/>
-        </w:rPr>
-        <w:t xml:space="preserve"> or </w:t>
-      </w:r>
-      <w:r>
-        <w:rPr>
-          <w:rFonts w:ascii="Consolas" w:hAnsi="Consolas" w:eastAsia="Consolas"/>
-          <w:b w:val="0"/>
-          <w:i w:val="0"/>
-          <w:sz w:val="19"/>
-          <w:shd w:val="clear" w:color="auto" w:fill="EEF1F6"/>
-        </w:rPr>
-        <w:t>.json</w:t>
-      </w:r>
-      <w:r>
-        <w:rPr>
-          <w:b w:val="0"/>
-          <w:i w:val="0"/>
-        </w:rPr>
-        <w:t>.</w:t>
-      </w:r>
-    </w:p>
-    <w:p>
-      <w:pPr>
-        <w:pStyle w:val="Heading3"/>
-      </w:pPr>
-      <w:r>
-        <w:rPr>
-          <w:b w:val="0"/>
-          <w:i w:val="0"/>
-        </w:rPr>
-        <w:t>7.5 Things to know</w:t>
+        <w:t xml:space="preserve"> — pick another existing report and connect to it instead (then choose Sync or Load, as when connecting for the first time). Cancelling the file dialog leaves the current connection as it was.</w:t>
       </w:r>
     </w:p>
     <w:p>
@@ -4988,10 +4880,145 @@
       </w:pPr>
       <w:r>
         <w:rPr>
+          <w:b/>
+          <w:i w:val="0"/>
+        </w:rPr>
+        <w:t>Disconnect</w:t>
+      </w:r>
+      <w:r>
+        <w:rPr>
           <w:b w:val="0"/>
           <w:i w:val="0"/>
         </w:rPr>
-        <w:t>Creating and reading Word files uses a small library that the page loads from the Internet. If the page was opened without an Internet connection, the program says so and the Word functions are unavailable until it is reloaded online.</w:t>
+        <w:t xml:space="preserve"> — stops linking the analysis to the Word file (after a confirmation). Nothing in the analysis or in the file changes; you can connect again later.</w:t>
+      </w:r>
+    </w:p>
+    <w:p>
+      <w:r>
+        <w:rPr>
+          <w:b/>
+          <w:i w:val="0"/>
+        </w:rPr>
+        <w:t>Important:</w:t>
+      </w:r>
+      <w:r>
+        <w:rPr>
+          <w:b w:val="0"/>
+          <w:i w:val="0"/>
+        </w:rPr>
+        <w:t xml:space="preserve"> Word locks a file while it is open. Close the report in Word before syncing, otherwise the program reports that the file is probably open and nothing is written.</w:t>
+      </w:r>
+    </w:p>
+    <w:p>
+      <w:pPr>
+        <w:pStyle w:val="Heading3"/>
+      </w:pPr>
+      <w:r>
+        <w:rPr>
+          <w:b w:val="0"/>
+          <w:i w:val="0"/>
+        </w:rPr>
+        <w:t>7.4 Browsers without the connection feature</w:t>
+      </w:r>
+    </w:p>
+    <w:p>
+      <w:r>
+        <w:rPr>
+          <w:b w:val="0"/>
+          <w:i w:val="0"/>
+        </w:rPr>
+        <w:t xml:space="preserve">In Firefox and Safari there is no connection. </w:t>
+      </w:r>
+      <w:r>
+        <w:rPr>
+          <w:b/>
+          <w:i w:val="0"/>
+        </w:rPr>
+        <w:t>Word Report</w:t>
+      </w:r>
+      <w:r>
+        <w:rPr>
+          <w:b w:val="0"/>
+          <w:i w:val="0"/>
+        </w:rPr>
+        <w:t xml:space="preserve"> simply downloads a new </w:t>
+      </w:r>
+      <w:r>
+        <w:rPr>
+          <w:rFonts w:ascii="Consolas" w:hAnsi="Consolas" w:eastAsia="Consolas"/>
+          <w:b w:val="0"/>
+          <w:i w:val="0"/>
+          <w:sz w:val="19"/>
+          <w:shd w:val="clear" w:color="auto" w:fill="EEF1F6"/>
+        </w:rPr>
+        <w:t>.docx</w:t>
+      </w:r>
+      <w:r>
+        <w:rPr>
+          <w:b w:val="0"/>
+          <w:i w:val="0"/>
+        </w:rPr>
+        <w:t xml:space="preserve">; </w:t>
+      </w:r>
+      <w:r>
+        <w:rPr>
+          <w:b/>
+          <w:i w:val="0"/>
+        </w:rPr>
+        <w:t>Open</w:t>
+      </w:r>
+      <w:r>
+        <w:rPr>
+          <w:b w:val="0"/>
+          <w:i w:val="0"/>
+        </w:rPr>
+        <w:t xml:space="preserve"> can still load a </w:t>
+      </w:r>
+      <w:r>
+        <w:rPr>
+          <w:rFonts w:ascii="Consolas" w:hAnsi="Consolas" w:eastAsia="Consolas"/>
+          <w:b w:val="0"/>
+          <w:i w:val="0"/>
+          <w:sz w:val="19"/>
+          <w:shd w:val="clear" w:color="auto" w:fill="EEF1F6"/>
+        </w:rPr>
+        <w:t>.docx</w:t>
+      </w:r>
+      <w:r>
+        <w:rPr>
+          <w:b w:val="0"/>
+          <w:i w:val="0"/>
+        </w:rPr>
+        <w:t xml:space="preserve"> or </w:t>
+      </w:r>
+      <w:r>
+        <w:rPr>
+          <w:rFonts w:ascii="Consolas" w:hAnsi="Consolas" w:eastAsia="Consolas"/>
+          <w:b w:val="0"/>
+          <w:i w:val="0"/>
+          <w:sz w:val="19"/>
+          <w:shd w:val="clear" w:color="auto" w:fill="EEF1F6"/>
+        </w:rPr>
+        <w:t>.json</w:t>
+      </w:r>
+      <w:r>
+        <w:rPr>
+          <w:b w:val="0"/>
+          <w:i w:val="0"/>
+        </w:rPr>
+        <w:t>.</w:t>
+      </w:r>
+    </w:p>
+    <w:p>
+      <w:pPr>
+        <w:pStyle w:val="Heading3"/>
+      </w:pPr>
+      <w:r>
+        <w:rPr>
+          <w:b w:val="0"/>
+          <w:i w:val="0"/>
+        </w:rPr>
+        <w:t>7.5 Things to know</w:t>
       </w:r>
     </w:p>
     <w:p>
@@ -5004,24 +5031,7 @@
           <w:b w:val="0"/>
           <w:i w:val="0"/>
         </w:rPr>
-        <w:t xml:space="preserve">A Word report holds the full project in hidden form. Anyone who has the </w:t>
-      </w:r>
-      <w:r>
-        <w:rPr>
-          <w:rFonts w:ascii="Consolas" w:hAnsi="Consolas" w:eastAsia="Consolas"/>
-          <w:b w:val="0"/>
-          <w:i w:val="0"/>
-          <w:sz w:val="19"/>
-          <w:shd w:val="clear" w:color="auto" w:fill="EEF1F6"/>
-        </w:rPr>
-        <w:t>.docx</w:t>
-      </w:r>
-      <w:r>
-        <w:rPr>
-          <w:b w:val="0"/>
-          <w:i w:val="0"/>
-        </w:rPr>
-        <w:t xml:space="preserve"> can extract it, even if the visible report shows only part of the data. Send a PDF instead if you do not want to share the project.</w:t>
+        <w:t>Creating and reading Word files uses a small library that the page loads from the Internet. If the page was opened without an Internet connection, the program says so and the Word functions are unavailable until it is reloaded online.</w:t>
       </w:r>
     </w:p>
     <w:p>
@@ -5034,21 +5044,24 @@
           <w:b w:val="0"/>
           <w:i w:val="0"/>
         </w:rPr>
-        <w:t xml:space="preserve">Opening a different project, or clicking </w:t>
-      </w:r>
-      <w:r>
-        <w:rPr>
-          <w:b/>
-          <w:i w:val="0"/>
-        </w:rPr>
-        <w:t>New</w:t>
-      </w:r>
-      <w:r>
-        <w:rPr>
+        <w:t xml:space="preserve">A Word report holds the full project in hidden form. Anyone who has the </w:t>
+      </w:r>
+      <w:r>
+        <w:rPr>
+          <w:rFonts w:ascii="Consolas" w:hAnsi="Consolas" w:eastAsia="Consolas"/>
           <w:b w:val="0"/>
           <w:i w:val="0"/>
-        </w:rPr>
-        <w:t>, disconnects the Word file (the program tells you first).</w:t>
+          <w:sz w:val="19"/>
+          <w:shd w:val="clear" w:color="auto" w:fill="EEF1F6"/>
+        </w:rPr>
+        <w:t>.docx</w:t>
+      </w:r>
+      <w:r>
+        <w:rPr>
+          <w:b w:val="0"/>
+          <w:i w:val="0"/>
+        </w:rPr>
+        <w:t xml:space="preserve"> can extract it, even if the visible report shows only part of the data. Send a PDF instead if you do not want to share the project.</w:t>
       </w:r>
     </w:p>
     <w:p>
@@ -5061,6 +5074,33 @@
           <w:b w:val="0"/>
           <w:i w:val="0"/>
         </w:rPr>
+        <w:t xml:space="preserve">Opening a different project, or clicking </w:t>
+      </w:r>
+      <w:r>
+        <w:rPr>
+          <w:b/>
+          <w:i w:val="0"/>
+        </w:rPr>
+        <w:t>New</w:t>
+      </w:r>
+      <w:r>
+        <w:rPr>
+          <w:b w:val="0"/>
+          <w:i w:val="0"/>
+        </w:rPr>
+        <w:t>, disconnects the Word file (the program tells you first). You can also disconnect or switch to another report at any time without touching the analysis (§7.3).</w:t>
+      </w:r>
+    </w:p>
+    <w:p>
+      <w:pPr>
+        <w:pStyle w:val="ListBullet"/>
+        <w:spacing w:after="60"/>
+      </w:pPr>
+      <w:r>
+        <w:rPr>
+          <w:b w:val="0"/>
+          <w:i w:val="0"/>
+        </w:rPr>
         <w:t xml:space="preserve">The report uses the same column choices, rounding and layout options as </w:t>
       </w:r>
       <w:r>
@@ -5076,6 +5116,19 @@
           <w:i w:val="0"/>
         </w:rPr>
         <w:t>.</w:t>
+      </w:r>
+    </w:p>
+    <w:p>
+      <w:pPr>
+        <w:pStyle w:val="ListBullet"/>
+        <w:spacing w:after="60"/>
+      </w:pPr>
+      <w:r>
+        <w:rPr>
+          <w:b w:val="0"/>
+          <w:i w:val="0"/>
+        </w:rPr>
+        <w:t>In the Word Summary tables, each section (AC and DC) is one table. Word keeps the rows of one group of siblings together where it can and breaks the page between groups; the column headings repeat at the top of each page.</w:t>
       </w:r>
     </w:p>
     <w:p>
@@ -5769,7 +5822,7 @@
         <w:color w:val="595959"/>
         <w:sz w:val="17"/>
       </w:rPr>
-      <w:t>Watts Up — User Guide (v0.9.0)</w:t>
+      <w:t>Watts Up — User Guide (v0.9.1)</w:t>
     </w:r>
   </w:p>
 </w:hdr>

--- a/Watts Up - User Guide.docx
+++ b/Watts Up - User Guide.docx
@@ -23,7 +23,7 @@
           <w:b w:val="0"/>
           <w:i/>
         </w:rPr>
-        <w:t xml:space="preserve">Version 0.9.1 — released 2026-10-18. This guide is built into the program: click </w:t>
+        <w:t xml:space="preserve">Version 0.9.2 — released 2026-10-18. This guide is built into the program: click </w:t>
       </w:r>
       <w:r>
         <w:rPr>
@@ -5822,7 +5822,7 @@
         <w:color w:val="595959"/>
         <w:sz w:val="17"/>
       </w:rPr>
-      <w:t>Watts Up — User Guide (v0.9.1)</w:t>
+      <w:t>Watts Up — User Guide (v0.9.2)</w:t>
     </w:r>
   </w:p>
 </w:hdr>

--- a/Watts Up - User Guide.docx
+++ b/Watts Up - User Guide.docx
@@ -23,7 +23,7 @@
           <w:b w:val="0"/>
           <w:i/>
         </w:rPr>
-        <w:t xml:space="preserve">Version 0.9.2 — released 2026-10-18. This guide is built into the program: click </w:t>
+        <w:t xml:space="preserve">Version 0.9.4 — released 2026-10-19. This guide is built into the program: click </w:t>
       </w:r>
       <w:r>
         <w:rPr>
@@ -3081,7 +3081,7 @@
           <w:b w:val="0"/>
           <w:i w:val="0"/>
         </w:rPr>
-        <w:t xml:space="preserve"> in a grid for items, and the Share buttons on the Document tab for references and notes. A shared item (or a shared ancestor) cannot be deleted until it is unshared.</w:t>
+        <w:t xml:space="preserve"> in a grid for items, and the Share buttons on the Document tab for references and notes. A shared item (or a shared ancestor) cannot be deleted until it is unshared. For a shared TRU, input phases you add or remove in its Edit dialog are added or removed in the other analysis as well (after a confirmation); a new input phase needs a shared bus to sit under.</w:t>
       </w:r>
     </w:p>
     <w:p>
@@ -5168,7 +5168,7 @@
         </w:trPr>
         <w:tc>
           <w:tcPr>
-            <w:tcW w:type="dxa" w:w="3115"/>
+            <w:tcW w:type="dxa" w:w="3140"/>
             <w:shd w:val="clear" w:color="auto" w:fill="D9E2F3"/>
           </w:tcPr>
           <w:p>
@@ -5187,7 +5187,7 @@
         </w:tc>
         <w:tc>
           <w:tcPr>
-            <w:tcW w:type="dxa" w:w="6533"/>
+            <w:tcW w:type="dxa" w:w="6508"/>
             <w:shd w:val="clear" w:color="auto" w:fill="D9E2F3"/>
           </w:tcPr>
           <w:p>
@@ -5211,7 +5211,7 @@
         </w:trPr>
         <w:tc>
           <w:tcPr>
-            <w:tcW w:type="dxa" w:w="3115"/>
+            <w:tcW w:type="dxa" w:w="3140"/>
           </w:tcPr>
           <w:p>
             <w:pPr>
@@ -5229,7 +5229,7 @@
         </w:tc>
         <w:tc>
           <w:tcPr>
-            <w:tcW w:type="dxa" w:w="6533"/>
+            <w:tcW w:type="dxa" w:w="6508"/>
           </w:tcPr>
           <w:p>
             <w:pPr>
@@ -5252,7 +5252,7 @@
         </w:trPr>
         <w:tc>
           <w:tcPr>
-            <w:tcW w:type="dxa" w:w="3115"/>
+            <w:tcW w:type="dxa" w:w="3140"/>
           </w:tcPr>
           <w:p>
             <w:pPr>
@@ -5270,7 +5270,7 @@
         </w:tc>
         <w:tc>
           <w:tcPr>
-            <w:tcW w:type="dxa" w:w="6533"/>
+            <w:tcW w:type="dxa" w:w="6508"/>
           </w:tcPr>
           <w:p>
             <w:pPr>
@@ -5293,7 +5293,7 @@
         </w:trPr>
         <w:tc>
           <w:tcPr>
-            <w:tcW w:type="dxa" w:w="3115"/>
+            <w:tcW w:type="dxa" w:w="3140"/>
           </w:tcPr>
           <w:p>
             <w:pPr>
@@ -5311,7 +5311,7 @@
         </w:tc>
         <w:tc>
           <w:tcPr>
-            <w:tcW w:type="dxa" w:w="6533"/>
+            <w:tcW w:type="dxa" w:w="6508"/>
           </w:tcPr>
           <w:p>
             <w:pPr>
@@ -5334,7 +5334,7 @@
         </w:trPr>
         <w:tc>
           <w:tcPr>
-            <w:tcW w:type="dxa" w:w="3115"/>
+            <w:tcW w:type="dxa" w:w="3140"/>
           </w:tcPr>
           <w:p>
             <w:pPr>
@@ -5352,7 +5352,7 @@
         </w:tc>
         <w:tc>
           <w:tcPr>
-            <w:tcW w:type="dxa" w:w="6533"/>
+            <w:tcW w:type="dxa" w:w="6508"/>
           </w:tcPr>
           <w:p>
             <w:pPr>
@@ -5375,7 +5375,7 @@
         </w:trPr>
         <w:tc>
           <w:tcPr>
-            <w:tcW w:type="dxa" w:w="3115"/>
+            <w:tcW w:type="dxa" w:w="3140"/>
           </w:tcPr>
           <w:p>
             <w:pPr>
@@ -5393,7 +5393,7 @@
         </w:tc>
         <w:tc>
           <w:tcPr>
-            <w:tcW w:type="dxa" w:w="6533"/>
+            <w:tcW w:type="dxa" w:w="6508"/>
           </w:tcPr>
           <w:p>
             <w:pPr>
@@ -5452,7 +5452,48 @@
         </w:trPr>
         <w:tc>
           <w:tcPr>
-            <w:tcW w:type="dxa" w:w="3115"/>
+            <w:tcW w:type="dxa" w:w="3140"/>
+          </w:tcPr>
+          <w:p>
+            <w:pPr>
+              <w:spacing w:after="0"/>
+            </w:pPr>
+            <w:r>
+              <w:rPr>
+                <w:b w:val="0"/>
+                <w:i w:val="0"/>
+                <w:sz w:val="19"/>
+              </w:rPr>
+              <w:t>"This file was repaired as it opened"</w:t>
+            </w:r>
+          </w:p>
+        </w:tc>
+        <w:tc>
+          <w:tcPr>
+            <w:tcW w:type="dxa" w:w="6508"/>
+          </w:tcPr>
+          <w:p>
+            <w:pPr>
+              <w:spacing w:after="0"/>
+            </w:pPr>
+            <w:r>
+              <w:rPr>
+                <w:b w:val="0"/>
+                <w:i w:val="0"/>
+                <w:sz w:val="19"/>
+              </w:rPr>
+              <w:t>An older version let a shared TRU's phases get out of step between the two analyses. The program linked the matching phases (or un-shared that item) so the file could open. Save the file again to keep the repair.</w:t>
+            </w:r>
+          </w:p>
+        </w:tc>
+      </w:tr>
+      <w:tr>
+        <w:trPr>
+          <w:cantSplit w:val="true"/>
+        </w:trPr>
+        <w:tc>
+          <w:tcPr>
+            <w:tcW w:type="dxa" w:w="3140"/>
           </w:tcPr>
           <w:p>
             <w:pPr>
@@ -5470,7 +5511,7 @@
         </w:tc>
         <w:tc>
           <w:tcPr>
-            <w:tcW w:type="dxa" w:w="6533"/>
+            <w:tcW w:type="dxa" w:w="6508"/>
           </w:tcPr>
           <w:p>
             <w:pPr>
@@ -5511,7 +5552,7 @@
         </w:trPr>
         <w:tc>
           <w:tcPr>
-            <w:tcW w:type="dxa" w:w="3115"/>
+            <w:tcW w:type="dxa" w:w="3140"/>
           </w:tcPr>
           <w:p>
             <w:pPr>
@@ -5529,7 +5570,7 @@
         </w:tc>
         <w:tc>
           <w:tcPr>
-            <w:tcW w:type="dxa" w:w="6533"/>
+            <w:tcW w:type="dxa" w:w="6508"/>
           </w:tcPr>
           <w:p>
             <w:pPr>
@@ -5822,7 +5863,7 @@
         <w:color w:val="595959"/>
         <w:sz w:val="17"/>
       </w:rPr>
-      <w:t>Watts Up — User Guide (v0.9.2)</w:t>
+      <w:t>Watts Up — User Guide (v0.9.4)</w:t>
     </w:r>
   </w:p>
 </w:hdr>

--- a/Watts Up - User Guide.docx
+++ b/Watts Up - User Guide.docx
@@ -23,7 +23,7 @@
           <w:b w:val="0"/>
           <w:i/>
         </w:rPr>
-        <w:t xml:space="preserve">Version 0.9.4 — released 2026-10-19. This guide is built into the program: click </w:t>
+        <w:t xml:space="preserve">Version 0.9.5 — released 2026-10-22. This guide is built into the program: click </w:t>
       </w:r>
       <w:r>
         <w:rPr>
@@ -1257,7 +1257,21 @@
           <w:b w:val="0"/>
           <w:i w:val="0"/>
         </w:rPr>
-        <w:t xml:space="preserve"> toggle chooses the layout (Vertical places sibling items side by side; see §5 for the options that control it).</w:t>
+        <w:t xml:space="preserve"> toggle chooses the layout (Vertical places sibling items side by side; see §5 for the options that control it). In the Horizontal layout a load's value is shown under </w:t>
+      </w:r>
+      <w:r>
+        <w:rPr>
+          <w:b/>
+          <w:i w:val="0"/>
+        </w:rPr>
+        <w:t>Net Change</w:t>
+      </w:r>
+      <w:r>
+        <w:rPr>
+          <w:b w:val="0"/>
+          <w:i w:val="0"/>
+        </w:rPr>
+        <w:t xml:space="preserve"> (a removed load in parentheses); there is no separate "Installed (Removed)" column group there.</w:t>
       </w:r>
     </w:p>
     <w:p>
@@ -1860,7 +1874,7 @@
           <w:b w:val="0"/>
           <w:i w:val="0"/>
         </w:rPr>
-        <w:t xml:space="preserve"> — reusable notes that you attach to items from the Edit dialog. Edit the text here and it changes everywhere it is used. Buttons share or copy all of them to the other analysis.</w:t>
+        <w:t xml:space="preserve"> — reusable notes that you attach to items from the Edit dialog. Edit the text here and it changes everywhere it is used. Buttons share or copy all of them to the other analysis. Adding a TRU also creates a row note, attached to its inputs and output, that explains how the TRU's DC loads were transferred to its inputs (the formula with the TRU's own names, efficiency, power factor and number of input phases). It fills in and updates by itself; edit its text and it becomes an ordinary note.</w:t>
       </w:r>
     </w:p>
     <w:p>
@@ -3757,7 +3771,7 @@
         </w:trPr>
         <w:tc>
           <w:tcPr>
-            <w:tcW w:type="dxa" w:w="3097"/>
+            <w:tcW w:type="dxa" w:w="2979"/>
             <w:shd w:val="clear" w:color="auto" w:fill="D9E2F3"/>
           </w:tcPr>
           <w:p>
@@ -3776,7 +3790,7 @@
         </w:tc>
         <w:tc>
           <w:tcPr>
-            <w:tcW w:type="dxa" w:w="6551"/>
+            <w:tcW w:type="dxa" w:w="6669"/>
             <w:shd w:val="clear" w:color="auto" w:fill="D9E2F3"/>
           </w:tcPr>
           <w:p>
@@ -3800,7 +3814,88 @@
         </w:trPr>
         <w:tc>
           <w:tcPr>
-            <w:tcW w:type="dxa" w:w="3097"/>
+            <w:tcW w:type="dxa" w:w="2979"/>
+          </w:tcPr>
+          <w:p>
+            <w:pPr>
+              <w:spacing w:after="0"/>
+            </w:pPr>
+            <w:r>
+              <w:rPr>
+                <w:b/>
+                <w:i w:val="0"/>
+                <w:sz w:val="19"/>
+              </w:rPr>
+              <w:t>Report preset</w:t>
+            </w:r>
+          </w:p>
+        </w:tc>
+        <w:tc>
+          <w:tcPr>
+            <w:tcW w:type="dxa" w:w="6669"/>
+          </w:tcPr>
+          <w:p>
+            <w:pPr>
+              <w:spacing w:after="0"/>
+            </w:pPr>
+            <w:r>
+              <w:rPr>
+                <w:b/>
+                <w:i w:val="0"/>
+                <w:sz w:val="19"/>
+              </w:rPr>
+              <w:t>VA</w:t>
+            </w:r>
+            <w:r>
+              <w:rPr>
+                <w:b w:val="0"/>
+                <w:i w:val="0"/>
+                <w:sz w:val="19"/>
+              </w:rPr>
+              <w:t xml:space="preserve"> (the default for new projects): the AC reports show VA only and VA is summed algebraically. </w:t>
+            </w:r>
+            <w:r>
+              <w:rPr>
+                <w:b/>
+                <w:i w:val="0"/>
+                <w:sz w:val="19"/>
+              </w:rPr>
+              <w:t>Vector</w:t>
+            </w:r>
+            <w:r>
+              <w:rPr>
+                <w:b w:val="0"/>
+                <w:i w:val="0"/>
+                <w:sz w:val="19"/>
+              </w:rPr>
+              <w:t xml:space="preserve">: VA, W, VAR and pf, with vector sums (the earlier default). </w:t>
+            </w:r>
+            <w:r>
+              <w:rPr>
+                <w:b/>
+                <w:i w:val="0"/>
+                <w:sz w:val="19"/>
+              </w:rPr>
+              <w:t>Custom</w:t>
+            </w:r>
+            <w:r>
+              <w:rPr>
+                <w:b w:val="0"/>
+                <w:i w:val="0"/>
+                <w:sz w:val="19"/>
+              </w:rPr>
+              <w:t xml:space="preserve"> appears when you change an AC column or the VA calculation by hand. DC columns are not part of the preset.</w:t>
+            </w:r>
+          </w:p>
+        </w:tc>
+      </w:tr>
+      <w:tr>
+        <w:trPr>
+          <w:cantSplit w:val="true"/>
+        </w:trPr>
+        <w:tc>
+          <w:tcPr>
+            <w:tcW w:type="dxa" w:w="2979"/>
           </w:tcPr>
           <w:p>
             <w:pPr>
@@ -3818,7 +3913,7 @@
         </w:tc>
         <w:tc>
           <w:tcPr>
-            <w:tcW w:type="dxa" w:w="6551"/>
+            <w:tcW w:type="dxa" w:w="6669"/>
           </w:tcPr>
           <w:p>
             <w:pPr>
@@ -3857,7 +3952,7 @@
         </w:trPr>
         <w:tc>
           <w:tcPr>
-            <w:tcW w:type="dxa" w:w="3097"/>
+            <w:tcW w:type="dxa" w:w="2979"/>
           </w:tcPr>
           <w:p>
             <w:pPr>
@@ -3875,7 +3970,7 @@
         </w:tc>
         <w:tc>
           <w:tcPr>
-            <w:tcW w:type="dxa" w:w="6551"/>
+            <w:tcW w:type="dxa" w:w="6669"/>
           </w:tcPr>
           <w:p>
             <w:pPr>
@@ -3898,7 +3993,7 @@
         </w:trPr>
         <w:tc>
           <w:tcPr>
-            <w:tcW w:type="dxa" w:w="3097"/>
+            <w:tcW w:type="dxa" w:w="2979"/>
           </w:tcPr>
           <w:p>
             <w:pPr>
@@ -3916,7 +4011,7 @@
         </w:tc>
         <w:tc>
           <w:tcPr>
-            <w:tcW w:type="dxa" w:w="6551"/>
+            <w:tcW w:type="dxa" w:w="6669"/>
           </w:tcPr>
           <w:p>
             <w:pPr>
@@ -3939,7 +4034,7 @@
         </w:trPr>
         <w:tc>
           <w:tcPr>
-            <w:tcW w:type="dxa" w:w="3097"/>
+            <w:tcW w:type="dxa" w:w="2979"/>
           </w:tcPr>
           <w:p>
             <w:pPr>
@@ -3957,7 +4052,7 @@
         </w:tc>
         <w:tc>
           <w:tcPr>
-            <w:tcW w:type="dxa" w:w="6551"/>
+            <w:tcW w:type="dxa" w:w="6669"/>
           </w:tcPr>
           <w:p>
             <w:pPr>
@@ -3996,7 +4091,7 @@
         </w:trPr>
         <w:tc>
           <w:tcPr>
-            <w:tcW w:type="dxa" w:w="3097"/>
+            <w:tcW w:type="dxa" w:w="2979"/>
           </w:tcPr>
           <w:p>
             <w:pPr>
@@ -4014,7 +4109,7 @@
         </w:tc>
         <w:tc>
           <w:tcPr>
-            <w:tcW w:type="dxa" w:w="6551"/>
+            <w:tcW w:type="dxa" w:w="6669"/>
           </w:tcPr>
           <w:p>
             <w:pPr>
@@ -4037,7 +4132,7 @@
         </w:trPr>
         <w:tc>
           <w:tcPr>
-            <w:tcW w:type="dxa" w:w="3097"/>
+            <w:tcW w:type="dxa" w:w="2979"/>
           </w:tcPr>
           <w:p>
             <w:pPr>
@@ -4055,7 +4150,7 @@
         </w:tc>
         <w:tc>
           <w:tcPr>
-            <w:tcW w:type="dxa" w:w="6551"/>
+            <w:tcW w:type="dxa" w:w="6669"/>
           </w:tcPr>
           <w:p>
             <w:pPr>
@@ -4078,7 +4173,7 @@
         </w:trPr>
         <w:tc>
           <w:tcPr>
-            <w:tcW w:type="dxa" w:w="3097"/>
+            <w:tcW w:type="dxa" w:w="2979"/>
           </w:tcPr>
           <w:p>
             <w:pPr>
@@ -4096,7 +4191,7 @@
         </w:tc>
         <w:tc>
           <w:tcPr>
-            <w:tcW w:type="dxa" w:w="6551"/>
+            <w:tcW w:type="dxa" w:w="6669"/>
           </w:tcPr>
           <w:p>
             <w:pPr>
@@ -4167,7 +4262,7 @@
         </w:trPr>
         <w:tc>
           <w:tcPr>
-            <w:tcW w:type="dxa" w:w="3097"/>
+            <w:tcW w:type="dxa" w:w="2979"/>
           </w:tcPr>
           <w:p>
             <w:pPr>
@@ -4185,7 +4280,7 @@
         </w:tc>
         <w:tc>
           <w:tcPr>
-            <w:tcW w:type="dxa" w:w="6551"/>
+            <w:tcW w:type="dxa" w:w="6669"/>
           </w:tcPr>
           <w:p>
             <w:pPr>
@@ -4197,7 +4292,7 @@
                 <w:i/>
                 <w:sz w:val="19"/>
               </w:rPr>
-              <w:t>Significant digits</w:t>
+              <w:t>Dynamic</w:t>
             </w:r>
             <w:r>
               <w:rPr>
@@ -4205,7 +4300,39 @@
                 <w:i w:val="0"/>
                 <w:sz w:val="19"/>
               </w:rPr>
-              <w:t xml:space="preserve"> (3, 4 or 5; the default is 4) or </w:t>
+              <w:t xml:space="preserve"> (3, 4 or 5 significant digits; the default is 4) with a </w:t>
+            </w:r>
+            <w:r>
+              <w:rPr>
+                <w:b/>
+                <w:i w:val="0"/>
+                <w:sz w:val="19"/>
+              </w:rPr>
+              <w:t>lower limit</w:t>
+            </w:r>
+            <w:r>
+              <w:rPr>
+                <w:b w:val="0"/>
+                <w:i w:val="0"/>
+                <w:sz w:val="19"/>
+              </w:rPr>
+              <w:t xml:space="preserve"> (the finest rounding, 0.001, 0.01 or 0.1; default 0.001) and an </w:t>
+            </w:r>
+            <w:r>
+              <w:rPr>
+                <w:b/>
+                <w:i w:val="0"/>
+                <w:sz w:val="19"/>
+              </w:rPr>
+              <w:t>upper limit</w:t>
+            </w:r>
+            <w:r>
+              <w:rPr>
+                <w:b w:val="0"/>
+                <w:i w:val="0"/>
+                <w:sz w:val="19"/>
+              </w:rPr>
+              <w:t xml:space="preserve"> (values from 10^digits up are rounded to the nearest 1, 10 or 100; default 1), or </w:t>
             </w:r>
             <w:r>
               <w:rPr>
@@ -4221,7 +4348,7 @@
                 <w:i w:val="0"/>
                 <w:sz w:val="19"/>
               </w:rPr>
-              <w:t xml:space="preserve"> (nearest 0.001, 0.01, 0.1, 1 or 10). The smallest reported value is 0.001. Breaker/fuse ratings and power factors are not affected.</w:t>
+              <w:t xml:space="preserve"> (nearest 0.001, 0.01, 0.1, 1 or 10). Projects saved before the limits existed open with an upper limit of 10, so their reports don't change. Breaker/fuse ratings and power factors are not affected.</w:t>
             </w:r>
           </w:p>
         </w:tc>
@@ -4232,7 +4359,7 @@
         </w:trPr>
         <w:tc>
           <w:tcPr>
-            <w:tcW w:type="dxa" w:w="3097"/>
+            <w:tcW w:type="dxa" w:w="2979"/>
           </w:tcPr>
           <w:p>
             <w:pPr>
@@ -4250,12 +4377,28 @@
         </w:tc>
         <w:tc>
           <w:tcPr>
-            <w:tcW w:type="dxa" w:w="6551"/>
+            <w:tcW w:type="dxa" w:w="6669"/>
           </w:tcPr>
           <w:p>
             <w:pPr>
               <w:spacing w:after="0"/>
             </w:pPr>
+            <w:r>
+              <w:rPr>
+                <w:b w:val="0"/>
+                <w:i/>
+                <w:sz w:val="19"/>
+              </w:rPr>
+              <w:t>Algebraic sum</w:t>
+            </w:r>
+            <w:r>
+              <w:rPr>
+                <w:b w:val="0"/>
+                <w:i w:val="0"/>
+                <w:sz w:val="19"/>
+              </w:rPr>
+              <w:t xml:space="preserve"> (the default for new projects): the VA of children is added directly. </w:t>
+            </w:r>
             <w:r>
               <w:rPr>
                 <w:b w:val="0"/>
@@ -4270,23 +4413,7 @@
                 <w:i w:val="0"/>
                 <w:sz w:val="19"/>
               </w:rPr>
-              <w:t xml:space="preserve"> (default): VA is derived from the summed W and VAR. </w:t>
-            </w:r>
-            <w:r>
-              <w:rPr>
-                <w:b w:val="0"/>
-                <w:i/>
-                <w:sz w:val="19"/>
-              </w:rPr>
-              <w:t>Algebraic sum</w:t>
-            </w:r>
-            <w:r>
-              <w:rPr>
-                <w:b w:val="0"/>
-                <w:i w:val="0"/>
-                <w:sz w:val="19"/>
-              </w:rPr>
-              <w:t>: the VA of children is added directly.</w:t>
+              <w:t>: VA is derived from the summed W and VAR.</w:t>
             </w:r>
           </w:p>
         </w:tc>
@@ -5863,7 +5990,7 @@
         <w:color w:val="595959"/>
         <w:sz w:val="17"/>
       </w:rPr>
-      <w:t>Watts Up — User Guide (v0.9.4)</w:t>
+      <w:t>Watts Up — User Guide (v0.9.5)</w:t>
     </w:r>
   </w:p>
 </w:hdr>

--- a/Watts Up - User Guide.docx
+++ b/Watts Up - User Guide.docx
@@ -23,7 +23,7 @@
           <w:b w:val="0"/>
           <w:i/>
         </w:rPr>
-        <w:t xml:space="preserve">Version 0.9.5 — released 2026-10-22. This guide is built into the program: click </w:t>
+        <w:t xml:space="preserve">Version 0.9.6 — released 2026-10-23. This guide is built into the program: click </w:t>
       </w:r>
       <w:r>
         <w:rPr>
@@ -600,7 +600,7 @@
           <w:b w:val="0"/>
           <w:i w:val="0"/>
         </w:rPr>
-        <w:t xml:space="preserve"> — New, Open, Export JSON, Print Report, Word Report, Settings, Help, Exit (§6, §7, §5, §9). The program version is shown beside the title.</w:t>
+        <w:t xml:space="preserve"> — New, Open, Export JSON, Print Report, Word Report, Changes, Settings, Help, Exit (§6, §7, §9, §5, §10). The program version is shown beside the title.</w:t>
       </w:r>
     </w:p>
     <w:p>
@@ -5729,7 +5729,274 @@
           <w:b w:val="0"/>
           <w:i w:val="0"/>
         </w:rPr>
-        <w:t>9. Versions and getting help</w:t>
+        <w:t>9. Tracking changes</w:t>
+      </w:r>
+    </w:p>
+    <w:p>
+      <w:r>
+        <w:rPr>
+          <w:b w:val="0"/>
+          <w:i w:val="0"/>
+        </w:rPr>
+        <w:t xml:space="preserve">Use </w:t>
+      </w:r>
+      <w:r>
+        <w:rPr>
+          <w:b/>
+          <w:i w:val="0"/>
+        </w:rPr>
+        <w:t>Changes</w:t>
+      </w:r>
+      <w:r>
+        <w:rPr>
+          <w:b w:val="0"/>
+          <w:i w:val="0"/>
+        </w:rPr>
+        <w:t xml:space="preserve"> on the toolbar to see what a revision has changed. Watts Up compares the project with a </w:t>
+      </w:r>
+      <w:r>
+        <w:rPr>
+          <w:b/>
+          <w:i w:val="0"/>
+        </w:rPr>
+        <w:t>baseline</w:t>
+      </w:r>
+      <w:r>
+        <w:rPr>
+          <w:b w:val="0"/>
+          <w:i w:val="0"/>
+        </w:rPr>
+        <w:t xml:space="preserve"> — a copy of the items, values, row notes and references taken when you turn tracking on — and </w:t>
+      </w:r>
+      <w:r>
+        <w:rPr>
+          <w:b/>
+          <w:i w:val="0"/>
+        </w:rPr>
+        <w:t>underlines</w:t>
+      </w:r>
+      <w:r>
+        <w:rPr>
+          <w:b w:val="0"/>
+          <w:i w:val="0"/>
+        </w:rPr>
+        <w:t xml:space="preserve"> everything that differs from it.</w:t>
+      </w:r>
+    </w:p>
+    <w:p>
+      <w:pPr>
+        <w:pStyle w:val="ListBullet"/>
+        <w:spacing w:after="60"/>
+      </w:pPr>
+      <w:r>
+        <w:rPr>
+          <w:b/>
+          <w:i w:val="0"/>
+        </w:rPr>
+        <w:t>Tracking On</w:t>
+      </w:r>
+      <w:r>
+        <w:rPr>
+          <w:b w:val="0"/>
+          <w:i w:val="0"/>
+        </w:rPr>
+        <w:t xml:space="preserve"> (first time): takes the baseline and starts marking. From then on every number in the reports that differs from the baseline is underlined — including totals, new loads and reserves that changed </w:t>
+      </w:r>
+      <w:r>
+        <w:rPr>
+          <w:b w:val="0"/>
+          <w:i/>
+        </w:rPr>
+        <w:t>because</w:t>
+      </w:r>
+      <w:r>
+        <w:rPr>
+          <w:b w:val="0"/>
+          <w:i w:val="0"/>
+        </w:rPr>
+        <w:t xml:space="preserve"> of an edit — and so is the name of every item that is new, renamed, moved, or has a different status or type. This works in the Load Analysis Summary tab, the horizontal Load Analysis Detail, the Print Report and the Word report. A small chip beside the version number shows </w:t>
+      </w:r>
+      <w:r>
+        <w:rPr>
+          <w:b/>
+          <w:i w:val="0"/>
+        </w:rPr>
+        <w:t>Tracking On</w:t>
+      </w:r>
+      <w:r>
+        <w:rPr>
+          <w:b w:val="0"/>
+          <w:i w:val="0"/>
+        </w:rPr>
+        <w:t xml:space="preserve"> or </w:t>
+      </w:r>
+      <w:r>
+        <w:rPr>
+          <w:b/>
+          <w:i w:val="0"/>
+        </w:rPr>
+        <w:t>Tracking Off</w:t>
+      </w:r>
+      <w:r>
+        <w:rPr>
+          <w:b w:val="0"/>
+          <w:i w:val="0"/>
+        </w:rPr>
+        <w:t>, and a line above the on-screen reports says what the underlines mean.</w:t>
+      </w:r>
+    </w:p>
+    <w:p>
+      <w:pPr>
+        <w:pStyle w:val="ListBullet"/>
+        <w:spacing w:after="60"/>
+      </w:pPr>
+      <w:r>
+        <w:rPr>
+          <w:b/>
+          <w:i w:val="0"/>
+        </w:rPr>
+        <w:t>Tracking Off</w:t>
+      </w:r>
+      <w:r>
+        <w:rPr>
+          <w:b w:val="0"/>
+          <w:i w:val="0"/>
+        </w:rPr>
+        <w:t>: stops marking new edits — they are accepted as you make them. Marks that already exist stay. If you overwrite an entry that was marked, its mark goes away, and so do the marks on the values that were recalculated because of it; other marks stay. Use it for tidying that should not be flagged.</w:t>
+      </w:r>
+    </w:p>
+    <w:p>
+      <w:pPr>
+        <w:pStyle w:val="ListBullet"/>
+        <w:spacing w:after="60"/>
+      </w:pPr>
+      <w:r>
+        <w:rPr>
+          <w:b/>
+          <w:i w:val="0"/>
+        </w:rPr>
+        <w:t>Tracking On</w:t>
+      </w:r>
+      <w:r>
+        <w:rPr>
+          <w:b w:val="0"/>
+          <w:i w:val="0"/>
+        </w:rPr>
+        <w:t xml:space="preserve"> (again): keeps the earlier marks and resumes marking.</w:t>
+      </w:r>
+    </w:p>
+    <w:p>
+      <w:pPr>
+        <w:pStyle w:val="ListBullet"/>
+        <w:spacing w:after="60"/>
+      </w:pPr>
+      <w:r>
+        <w:rPr>
+          <w:b/>
+          <w:i w:val="0"/>
+        </w:rPr>
+        <w:t>Accept All</w:t>
+      </w:r>
+      <w:r>
+        <w:rPr>
+          <w:b w:val="0"/>
+          <w:i w:val="0"/>
+        </w:rPr>
+        <w:t>: clears every underline and makes the current state the new baseline. Use it when the revision is approved.</w:t>
+      </w:r>
+    </w:p>
+    <w:p>
+      <w:pPr>
+        <w:pStyle w:val="ListBullet"/>
+        <w:spacing w:after="60"/>
+      </w:pPr>
+      <w:r>
+        <w:rPr>
+          <w:b/>
+          <w:i w:val="0"/>
+        </w:rPr>
+        <w:t>Undoing a change:</w:t>
+      </w:r>
+      <w:r>
+        <w:rPr>
+          <w:b w:val="0"/>
+          <w:i w:val="0"/>
+        </w:rPr>
+        <w:t xml:space="preserve"> type the old value back — the underline disappears by itself once a number matches the baseline again. (A </w:t>
+      </w:r>
+      <w:r>
+        <w:rPr>
+          <w:b/>
+          <w:i w:val="0"/>
+        </w:rPr>
+        <w:t>Reject All</w:t>
+      </w:r>
+      <w:r>
+        <w:rPr>
+          <w:b w:val="0"/>
+          <w:i w:val="0"/>
+        </w:rPr>
+        <w:t xml:space="preserve"> that puts everything back to the baseline, and a pop-up showing each marked number's baseline value, are planned.)</w:t>
+      </w:r>
+    </w:p>
+    <w:p>
+      <w:r>
+        <w:rPr>
+          <w:b w:val="0"/>
+          <w:i w:val="0"/>
+        </w:rPr>
+        <w:t>Notes:</w:t>
+      </w:r>
+    </w:p>
+    <w:p>
+      <w:pPr>
+        <w:pStyle w:val="ListBullet"/>
+        <w:spacing w:after="60"/>
+      </w:pPr>
+      <w:r>
+        <w:rPr>
+          <w:b w:val="0"/>
+          <w:i w:val="0"/>
+        </w:rPr>
+        <w:t>The underlines are drawn by Watts Up each time a report is built, so they are rewritten at every Word sync; Word's own Track Changes is not used.</w:t>
+      </w:r>
+    </w:p>
+    <w:p>
+      <w:pPr>
+        <w:pStyle w:val="ListBullet"/>
+        <w:spacing w:after="60"/>
+      </w:pPr>
+      <w:r>
+        <w:rPr>
+          <w:b w:val="0"/>
+          <w:i w:val="0"/>
+        </w:rPr>
+        <w:t>Row notes, references, document properties and report settings are not marked yet (marks for notes and references are planned).</w:t>
+      </w:r>
+    </w:p>
+    <w:p>
+      <w:pPr>
+        <w:pStyle w:val="ListBullet"/>
+        <w:spacing w:after="60"/>
+      </w:pPr>
+      <w:r>
+        <w:rPr>
+          <w:b w:val="0"/>
+          <w:i w:val="0"/>
+        </w:rPr>
+        <w:t>The baseline is a second copy of the project's items, so a file saved while tracking is on is larger.</w:t>
+      </w:r>
+    </w:p>
+    <w:p>
+      <w:pPr>
+        <w:pStyle w:val="Heading2"/>
+      </w:pPr>
+      <w:r>
+        <w:rPr>
+          <w:b w:val="0"/>
+          <w:i w:val="0"/>
+        </w:rPr>
+        <w:t>10. Versions and getting help</w:t>
       </w:r>
     </w:p>
     <w:p>
@@ -5990,7 +6257,7 @@
         <w:color w:val="595959"/>
         <w:sz w:val="17"/>
       </w:rPr>
-      <w:t>Watts Up — User Guide (v0.9.5)</w:t>
+      <w:t>Watts Up — User Guide (v0.9.6)</w:t>
     </w:r>
   </w:p>
 </w:hdr>

--- a/Watts Up - User Guide.docx
+++ b/Watts Up - User Guide.docx
@@ -23,7 +23,7 @@
           <w:b w:val="0"/>
           <w:i/>
         </w:rPr>
-        <w:t xml:space="preserve">Version 0.9.6 — released 2026-10-23. This guide is built into the program: click </w:t>
+        <w:t xml:space="preserve">Version 0.9.7 — released 2026-10-24. This guide is built into the program: click </w:t>
       </w:r>
       <w:r>
         <w:rPr>
@@ -5814,7 +5814,7 @@
           <w:b w:val="0"/>
           <w:i w:val="0"/>
         </w:rPr>
-        <w:t xml:space="preserve"> of an edit — and so is the name of every item that is new, renamed, moved, or has a different status or type. This works in the Load Analysis Summary tab, the horizontal Load Analysis Detail, the Print Report and the Word report. A small chip beside the version number shows </w:t>
+        <w:t xml:space="preserve"> of an edit — and so is the name of every item that is new, renamed, moved, or has a different status or type. A row note or reference that is new or whose text changed is underlined in the notes and references lists, and a note marker is underlined on an item that newly has that note or reference. This works in the Load Analysis Summary tab, the Power Distribution Summary, both Load Analysis Detail layouts, the Print Report and the Word report. On screen, hover over an underlined number to see what the baseline showed (or what an underlined name used to be). A small chip beside the version number shows </w:t>
       </w:r>
       <w:r>
         <w:rPr>
@@ -5922,7 +5922,7 @@
           <w:b w:val="0"/>
           <w:i w:val="0"/>
         </w:rPr>
-        <w:t xml:space="preserve"> type the old value back — the underline disappears by itself once a number matches the baseline again. (A </w:t>
+        <w:t xml:space="preserve"> hover over the underlined number to see the baseline value and type it back — the underline disappears by itself once a number matches the baseline again. (A </w:t>
       </w:r>
       <w:r>
         <w:rPr>
@@ -5936,7 +5936,7 @@
           <w:b w:val="0"/>
           <w:i w:val="0"/>
         </w:rPr>
-        <w:t xml:space="preserve"> that puts everything back to the baseline, and a pop-up showing each marked number's baseline value, are planned.)</w:t>
+        <w:t xml:space="preserve"> that puts everything back to the baseline is planned.)</w:t>
       </w:r>
     </w:p>
     <w:p>
@@ -5971,7 +5971,7 @@
           <w:b w:val="0"/>
           <w:i w:val="0"/>
         </w:rPr>
-        <w:t>Row notes, references, document properties and report settings are not marked yet (marks for notes and references are planned).</w:t>
+        <w:t>Document properties, general notes and report settings are not tracked. Notes or references that were removed since the baseline can't be shown in a row; a list of everything deleted is planned.</w:t>
       </w:r>
     </w:p>
     <w:p>
@@ -6257,7 +6257,7 @@
         <w:color w:val="595959"/>
         <w:sz w:val="17"/>
       </w:rPr>
-      <w:t>Watts Up — User Guide (v0.9.6)</w:t>
+      <w:t>Watts Up — User Guide (v0.9.7)</w:t>
     </w:r>
   </w:p>
 </w:hdr>

--- a/Watts Up - User Guide.docx
+++ b/Watts Up - User Guide.docx
@@ -23,7 +23,7 @@
           <w:b w:val="0"/>
           <w:i/>
         </w:rPr>
-        <w:t xml:space="preserve">Version 0.9.7 — released 2026-10-24. This guide is built into the program: click </w:t>
+        <w:t xml:space="preserve">Version 0.9.8 — released 2026-10-23. This guide is built into the program: click </w:t>
       </w:r>
       <w:r>
         <w:rPr>
@@ -5915,37 +5915,28 @@
           <w:b/>
           <w:i w:val="0"/>
         </w:rPr>
-        <w:t>Undoing a change:</w:t>
+        <w:t>Reject All</w:t>
       </w:r>
       <w:r>
         <w:rPr>
           <w:b w:val="0"/>
           <w:i w:val="0"/>
         </w:rPr>
-        <w:t xml:space="preserve"> hover over the underlined number to see the baseline value and type it back — the underline disappears by itself once a number matches the baseline again. (A </w:t>
+        <w:t xml:space="preserve">: puts the items and their values, names, statuses, row notes and references back to the baseline, in both analyses: items added since are removed, items deleted since come back. A confirmation first says how many items it will remove, restore and reset, and what it does </w:t>
       </w:r>
       <w:r>
         <w:rPr>
           <w:b/>
           <w:i w:val="0"/>
         </w:rPr>
-        <w:t>Reject All</w:t>
+        <w:t>not</w:t>
       </w:r>
       <w:r>
         <w:rPr>
           <w:b w:val="0"/>
           <w:i w:val="0"/>
         </w:rPr>
-        <w:t xml:space="preserve"> that puts everything back to the baseline is planned.)</w:t>
-      </w:r>
-    </w:p>
-    <w:p>
-      <w:r>
-        <w:rPr>
-          <w:b w:val="0"/>
-          <w:i w:val="0"/>
-        </w:rPr>
-        <w:t>Notes:</w:t>
+        <w:t xml:space="preserve"> revert: document properties (number, revision, date), report Settings and the VA calculation method, general notes, and the Word-file connection. If the Previous and Concurrent Modifications analysis was created after the baseline, it is left as it is.</w:t>
       </w:r>
     </w:p>
     <w:p>
@@ -5955,10 +5946,59 @@
       </w:pPr>
       <w:r>
         <w:rPr>
+          <w:b/>
+          <w:i w:val="0"/>
+        </w:rPr>
+        <w:t>One item at a time:</w:t>
+      </w:r>
+      <w:r>
+        <w:rPr>
           <w:b w:val="0"/>
           <w:i w:val="0"/>
         </w:rPr>
-        <w:t>The underlines are drawn by Watts Up each time a report is built, so they are rewritten at every Word sync; Word's own Track Changes is not used.</w:t>
+        <w:t xml:space="preserve"> in an item's Edit dialog, </w:t>
+      </w:r>
+      <w:r>
+        <w:rPr>
+          <w:b/>
+          <w:i w:val="0"/>
+        </w:rPr>
+        <w:t>Accept Change</w:t>
+      </w:r>
+      <w:r>
+        <w:rPr>
+          <w:b w:val="0"/>
+          <w:i w:val="0"/>
+        </w:rPr>
+        <w:t xml:space="preserve"> makes that item's current values (and the notes and references it cites) part of the baseline, and </w:t>
+      </w:r>
+      <w:r>
+        <w:rPr>
+          <w:b/>
+          <w:i w:val="0"/>
+        </w:rPr>
+        <w:t>Reject Change</w:t>
+      </w:r>
+      <w:r>
+        <w:rPr>
+          <w:b w:val="0"/>
+          <w:i w:val="0"/>
+        </w:rPr>
+        <w:t xml:space="preserve"> puts that item's values, name, status and notes back to the baseline (not its place in the tree or its type). A new item has only </w:t>
+      </w:r>
+      <w:r>
+        <w:rPr>
+          <w:b/>
+          <w:i w:val="0"/>
+        </w:rPr>
+        <w:t>Accept Change</w:t>
+      </w:r>
+      <w:r>
+        <w:rPr>
+          <w:b w:val="0"/>
+          <w:i w:val="0"/>
+        </w:rPr>
+        <w:t xml:space="preserve"> (to undo a new item, delete it), and an item can only be accepted after the item it sits under. A TRU is accepted or rejected together with its inputs and output. Totals follow from the items beneath them, so accept or reject those items.</w:t>
       </w:r>
     </w:p>
     <w:p>
@@ -5968,10 +6008,128 @@
       </w:pPr>
       <w:r>
         <w:rPr>
+          <w:b/>
+          <w:i w:val="0"/>
+        </w:rPr>
+        <w:t>Undoing a change by hand:</w:t>
+      </w:r>
+      <w:r>
+        <w:rPr>
           <w:b w:val="0"/>
           <w:i w:val="0"/>
         </w:rPr>
-        <w:t>Document properties, general notes and report settings are not tracked. Notes or references that were removed since the baseline can't be shown in a row; a list of everything deleted is planned.</w:t>
+        <w:t xml:space="preserve"> hover over the underlined number to see the baseline value and type it back — the underline disappears by itself once a number matches the baseline again.</w:t>
+      </w:r>
+    </w:p>
+    <w:p>
+      <w:pPr>
+        <w:pStyle w:val="ListBullet"/>
+        <w:spacing w:after="60"/>
+      </w:pPr>
+      <w:r>
+        <w:rPr>
+          <w:b/>
+          <w:i w:val="0"/>
+        </w:rPr>
+        <w:t>Deleted items:</w:t>
+      </w:r>
+      <w:r>
+        <w:rPr>
+          <w:b w:val="0"/>
+          <w:i w:val="0"/>
+        </w:rPr>
+        <w:t xml:space="preserve"> the </w:t>
+      </w:r>
+      <w:r>
+        <w:rPr>
+          <w:b/>
+          <w:i w:val="0"/>
+        </w:rPr>
+        <w:t>Document</w:t>
+      </w:r>
+      <w:r>
+        <w:rPr>
+          <w:b w:val="0"/>
+          <w:i w:val="0"/>
+        </w:rPr>
+        <w:t xml:space="preserve"> tab has a </w:t>
+      </w:r>
+      <w:r>
+        <w:rPr>
+          <w:b/>
+          <w:i w:val="0"/>
+        </w:rPr>
+        <w:t>Tracked Changes</w:t>
+      </w:r>
+      <w:r>
+        <w:rPr>
+          <w:b w:val="0"/>
+          <w:i w:val="0"/>
+        </w:rPr>
+        <w:t xml:space="preserve"> section listing what was deleted since the baseline, with </w:t>
+      </w:r>
+      <w:r>
+        <w:rPr>
+          <w:b/>
+          <w:i w:val="0"/>
+        </w:rPr>
+        <w:t>Restore</w:t>
+      </w:r>
+      <w:r>
+        <w:rPr>
+          <w:b w:val="0"/>
+          <w:i w:val="0"/>
+        </w:rPr>
+        <w:t xml:space="preserve"> (puts the item and what was under it back, when it is a plain item) and </w:t>
+      </w:r>
+      <w:r>
+        <w:rPr>
+          <w:b/>
+          <w:i w:val="0"/>
+        </w:rPr>
+        <w:t>Accept deletion</w:t>
+      </w:r>
+      <w:r>
+        <w:rPr>
+          <w:b w:val="0"/>
+          <w:i w:val="0"/>
+        </w:rPr>
+        <w:t>, and the notes and references that were removed from items. A TRU, a set of phases or a shared item can only be brought back with Reject All.</w:t>
+      </w:r>
+    </w:p>
+    <w:p>
+      <w:r>
+        <w:rPr>
+          <w:b w:val="0"/>
+          <w:i w:val="0"/>
+        </w:rPr>
+        <w:t>Notes:</w:t>
+      </w:r>
+    </w:p>
+    <w:p>
+      <w:pPr>
+        <w:pStyle w:val="ListBullet"/>
+        <w:spacing w:after="60"/>
+      </w:pPr>
+      <w:r>
+        <w:rPr>
+          <w:b w:val="0"/>
+          <w:i w:val="0"/>
+        </w:rPr>
+        <w:t>The underlines are drawn by Watts Up each time a report is built, so they are rewritten at every Word sync; Word's own Track Changes is not used.</w:t>
+      </w:r>
+    </w:p>
+    <w:p>
+      <w:pPr>
+        <w:pStyle w:val="ListBullet"/>
+        <w:spacing w:after="60"/>
+      </w:pPr>
+      <w:r>
+        <w:rPr>
+          <w:b w:val="0"/>
+          <w:i w:val="0"/>
+        </w:rPr>
+        <w:t>Document properties, general notes and report settings are not tracked, and Reject All does not change them.</w:t>
       </w:r>
     </w:p>
     <w:p>
@@ -6257,7 +6415,7 @@
         <w:color w:val="595959"/>
         <w:sz w:val="17"/>
       </w:rPr>
-      <w:t>Watts Up — User Guide (v0.9.7)</w:t>
+      <w:t>Watts Up — User Guide (v0.9.8)</w:t>
     </w:r>
   </w:p>
 </w:hdr>

--- a/Watts Up - User Guide.docx
+++ b/Watts Up - User Guide.docx
@@ -23,7 +23,7 @@
           <w:b w:val="0"/>
           <w:i/>
         </w:rPr>
-        <w:t xml:space="preserve">Version 0.9.8 — released 2026-10-23. This guide is built into the program: click </w:t>
+        <w:t xml:space="preserve">Version 0.9.9 — released 2026-10-24. This guide is built into the program: click </w:t>
       </w:r>
       <w:r>
         <w:rPr>
@@ -1223,7 +1223,7 @@
           <w:b w:val="0"/>
           <w:i w:val="0"/>
         </w:rPr>
-        <w:t xml:space="preserve"> — generation, conversion and distribution items only (no breakers, fuses or loads): Capacity, Net Change, New Load and Remaining.</w:t>
+        <w:t xml:space="preserve"> — generation, conversion and distribution items only (no breakers, fuses or loads): Capacity, Net Change, New Load and Remaining. It carries no row notes.</w:t>
       </w:r>
     </w:p>
     <w:p>
@@ -1874,7 +1874,7 @@
           <w:b w:val="0"/>
           <w:i w:val="0"/>
         </w:rPr>
-        <w:t xml:space="preserve"> — reusable notes that you attach to items from the Edit dialog. Edit the text here and it changes everywhere it is used. Buttons share or copy all of them to the other analysis. Adding a TRU also creates a row note, attached to its inputs and output, that explains how the TRU's DC loads were transferred to its inputs (the formula with the TRU's own names, efficiency, power factor and number of input phases). It fills in and updates by itself; edit its text and it becomes an ordinary note.</w:t>
+        <w:t xml:space="preserve"> — reusable notes that you attach to items from the Edit dialog. Edit the text here and it changes everywhere it is used. Buttons share or copy all of them to the other analysis. Adding a TRU also creates a row note, attached to its inputs and output, that explains how the TRU's DC loads were transferred to its inputs (the formula with the TRU's own names, efficiency, power factor and, when the TRU has more than one input phase, the number of phases — for example "VA = Wdc / (0.85 eff. x 0.95 pf x 3 Ø)"). It fills in and updates by itself; edit its text and it becomes an ordinary note.</w:t>
       </w:r>
     </w:p>
     <w:p>
@@ -5814,7 +5814,7 @@
           <w:b w:val="0"/>
           <w:i w:val="0"/>
         </w:rPr>
-        <w:t xml:space="preserve"> of an edit — and so is the name of every item that is new, renamed, moved, or has a different status or type. A row note or reference that is new or whose text changed is underlined in the notes and references lists, and a note marker is underlined on an item that newly has that note or reference. This works in the Load Analysis Summary tab, the Power Distribution Summary, both Load Analysis Detail layouts, the Print Report and the Word report. On screen, hover over an underlined number to see what the baseline showed (or what an underlined name used to be). A small chip beside the version number shows </w:t>
+        <w:t xml:space="preserve"> of an edit — and so is the name of every item that is new, renamed, moved, or has a different status or type. A row note or reference that is new or whose text changed is underlined in the notes and references lists (a changed reference is underlined in the References list, but a row note that merely cites it is underlined only when the citation comment is new or changed), and a note marker is underlined on an item that newly has that note or reference. This works in the Load Analysis Summary tab, the Power Distribution Summary, both Load Analysis Detail layouts, the Print Report and the Word report. On screen, hover over an underlined number to see what the baseline showed (or what an underlined name used to be). A small chip beside the version number shows </w:t>
       </w:r>
       <w:r>
         <w:rPr>
@@ -6415,7 +6415,7 @@
         <w:color w:val="595959"/>
         <w:sz w:val="17"/>
       </w:rPr>
-      <w:t>Watts Up — User Guide (v0.9.8)</w:t>
+      <w:t>Watts Up — User Guide (v0.9.9)</w:t>
     </w:r>
   </w:p>
 </w:hdr>

--- a/Watts Up - User Guide.docx
+++ b/Watts Up - User Guide.docx
@@ -23,7 +23,7 @@
           <w:b w:val="0"/>
           <w:i/>
         </w:rPr>
-        <w:t xml:space="preserve">Version 0.9.9 — released 2026-10-24. This guide is built into the program: click </w:t>
+        <w:t xml:space="preserve">Version 0.9.10 — released 2026-10-24. This guide is built into the program: click </w:t>
       </w:r>
       <w:r>
         <w:rPr>
@@ -1357,7 +1357,7 @@
         </w:trPr>
         <w:tc>
           <w:tcPr>
-            <w:tcW w:type="dxa" w:w="2030"/>
+            <w:tcW w:type="dxa" w:w="1401"/>
             <w:shd w:val="clear" w:color="auto" w:fill="D9E2F3"/>
           </w:tcPr>
           <w:p>
@@ -1376,7 +1376,7 @@
         </w:tc>
         <w:tc>
           <w:tcPr>
-            <w:tcW w:type="dxa" w:w="7618"/>
+            <w:tcW w:type="dxa" w:w="8247"/>
             <w:shd w:val="clear" w:color="auto" w:fill="D9E2F3"/>
           </w:tcPr>
           <w:p>
@@ -1400,7 +1400,7 @@
         </w:trPr>
         <w:tc>
           <w:tcPr>
-            <w:tcW w:type="dxa" w:w="2030"/>
+            <w:tcW w:type="dxa" w:w="1401"/>
           </w:tcPr>
           <w:p>
             <w:pPr>
@@ -1418,7 +1418,7 @@
         </w:tc>
         <w:tc>
           <w:tcPr>
-            <w:tcW w:type="dxa" w:w="7618"/>
+            <w:tcW w:type="dxa" w:w="8247"/>
           </w:tcPr>
           <w:p>
             <w:pPr>
@@ -1441,7 +1441,7 @@
         </w:trPr>
         <w:tc>
           <w:tcPr>
-            <w:tcW w:type="dxa" w:w="2030"/>
+            <w:tcW w:type="dxa" w:w="1401"/>
           </w:tcPr>
           <w:p>
             <w:pPr>
@@ -1459,7 +1459,7 @@
         </w:tc>
         <w:tc>
           <w:tcPr>
-            <w:tcW w:type="dxa" w:w="7618"/>
+            <w:tcW w:type="dxa" w:w="8247"/>
           </w:tcPr>
           <w:p>
             <w:pPr>
@@ -1482,7 +1482,7 @@
         </w:trPr>
         <w:tc>
           <w:tcPr>
-            <w:tcW w:type="dxa" w:w="2030"/>
+            <w:tcW w:type="dxa" w:w="1401"/>
           </w:tcPr>
           <w:p>
             <w:pPr>
@@ -1500,7 +1500,7 @@
         </w:tc>
         <w:tc>
           <w:tcPr>
-            <w:tcW w:type="dxa" w:w="7618"/>
+            <w:tcW w:type="dxa" w:w="8247"/>
           </w:tcPr>
           <w:p>
             <w:pPr>
@@ -1512,7 +1512,7 @@
                 <w:i w:val="0"/>
                 <w:sz w:val="19"/>
               </w:rPr>
-              <w:t>Add a child item.</w:t>
+              <w:t>Insert a blank, editable child row under this item (see "Adding items from a grid" below).</w:t>
             </w:r>
           </w:p>
         </w:tc>
@@ -1523,7 +1523,7 @@
         </w:trPr>
         <w:tc>
           <w:tcPr>
-            <w:tcW w:type="dxa" w:w="2030"/>
+            <w:tcW w:type="dxa" w:w="1401"/>
           </w:tcPr>
           <w:p>
             <w:pPr>
@@ -1541,7 +1541,7 @@
         </w:tc>
         <w:tc>
           <w:tcPr>
-            <w:tcW w:type="dxa" w:w="7618"/>
+            <w:tcW w:type="dxa" w:w="8247"/>
           </w:tcPr>
           <w:p>
             <w:pPr>
@@ -1564,7 +1564,7 @@
         </w:trPr>
         <w:tc>
           <w:tcPr>
-            <w:tcW w:type="dxa" w:w="2030"/>
+            <w:tcW w:type="dxa" w:w="1401"/>
           </w:tcPr>
           <w:p>
             <w:pPr>
@@ -1582,7 +1582,7 @@
         </w:tc>
         <w:tc>
           <w:tcPr>
-            <w:tcW w:type="dxa" w:w="7618"/>
+            <w:tcW w:type="dxa" w:w="8247"/>
           </w:tcPr>
           <w:p>
             <w:pPr>
@@ -1605,7 +1605,7 @@
         </w:trPr>
         <w:tc>
           <w:tcPr>
-            <w:tcW w:type="dxa" w:w="2030"/>
+            <w:tcW w:type="dxa" w:w="1401"/>
           </w:tcPr>
           <w:p>
             <w:pPr>
@@ -1631,7 +1631,7 @@
         </w:tc>
         <w:tc>
           <w:tcPr>
-            <w:tcW w:type="dxa" w:w="7618"/>
+            <w:tcW w:type="dxa" w:w="8247"/>
           </w:tcPr>
           <w:p>
             <w:pPr>
@@ -1643,7 +1643,7 @@
                 <w:i w:val="0"/>
                 <w:sz w:val="19"/>
               </w:rPr>
-              <w:t>Clear that group of values.</w:t>
+              <w:t>Clear that group of values. Clearing is required before you can change the values in an AC group; for DC values it is optional.</w:t>
             </w:r>
           </w:p>
         </w:tc>
@@ -1654,7 +1654,7 @@
         </w:trPr>
         <w:tc>
           <w:tcPr>
-            <w:tcW w:type="dxa" w:w="2030"/>
+            <w:tcW w:type="dxa" w:w="1401"/>
           </w:tcPr>
           <w:p>
             <w:pPr>
@@ -1672,7 +1672,7 @@
         </w:tc>
         <w:tc>
           <w:tcPr>
-            <w:tcW w:type="dxa" w:w="7618"/>
+            <w:tcW w:type="dxa" w:w="8247"/>
           </w:tcPr>
           <w:p>
             <w:pPr>
@@ -1695,7 +1695,7 @@
         </w:trPr>
         <w:tc>
           <w:tcPr>
-            <w:tcW w:type="dxa" w:w="2030"/>
+            <w:tcW w:type="dxa" w:w="1401"/>
           </w:tcPr>
           <w:p>
             <w:pPr>
@@ -1713,7 +1713,7 @@
         </w:tc>
         <w:tc>
           <w:tcPr>
-            <w:tcW w:type="dxa" w:w="7618"/>
+            <w:tcW w:type="dxa" w:w="8247"/>
           </w:tcPr>
           <w:p>
             <w:pPr>
@@ -1743,6 +1743,138 @@
           <w:i w:val="0"/>
         </w:rPr>
         <w:t>The status badge in a row toggles an item between Existing and Removed (in the Existing / Removed grid) when clicked; the keyboard focus stays on the badge, so Tab and Shift+Tab continue to the next or previous cell in the same row.</w:t>
+      </w:r>
+    </w:p>
+    <w:p>
+      <w:r>
+        <w:rPr>
+          <w:b/>
+          <w:i w:val="0"/>
+        </w:rPr>
+        <w:t>Adding items from a grid.</w:t>
+      </w:r>
+      <w:r>
+        <w:rPr>
+          <w:b w:val="0"/>
+          <w:i w:val="0"/>
+        </w:rPr>
+        <w:t xml:space="preserve"> There are three ways, and they are not all obvious:</w:t>
+      </w:r>
+    </w:p>
+    <w:p>
+      <w:pPr>
+        <w:pStyle w:val="ListBullet"/>
+        <w:spacing w:after="60"/>
+      </w:pPr>
+      <w:r>
+        <w:rPr>
+          <w:b/>
+          <w:i w:val="0"/>
+        </w:rPr>
+        <w:t>↳</w:t>
+      </w:r>
+      <w:r>
+        <w:rPr>
+          <w:b w:val="0"/>
+          <w:i w:val="0"/>
+        </w:rPr>
+        <w:t xml:space="preserve"> (in a row) inserts a blank child row directly under that item and puts the cursor in its Description cell. The new row starts with a default type for that parent (change it in the row if you need another) and takes its voltage and AC / DC from the item above it; you type its values straight into the row's cells. Nothing else opens.</w:t>
+      </w:r>
+    </w:p>
+    <w:p>
+      <w:pPr>
+        <w:pStyle w:val="ListBullet"/>
+        <w:spacing w:after="60"/>
+      </w:pPr>
+      <w:r>
+        <w:rPr>
+          <w:b/>
+          <w:i w:val="0"/>
+        </w:rPr>
+        <w:t>+ Item</w:t>
+      </w:r>
+      <w:r>
+        <w:rPr>
+          <w:b w:val="0"/>
+          <w:i w:val="0"/>
+        </w:rPr>
+        <w:t xml:space="preserve"> (bottom of the grid) opens the </w:t>
+      </w:r>
+      <w:r>
+        <w:rPr>
+          <w:b/>
+          <w:i w:val="0"/>
+        </w:rPr>
+        <w:t>Add Item(s)</w:t>
+      </w:r>
+      <w:r>
+        <w:rPr>
+          <w:b w:val="0"/>
+          <w:i w:val="0"/>
+        </w:rPr>
+        <w:t xml:space="preserve"> dialog with no parent chosen yet (§4.3).</w:t>
+      </w:r>
+    </w:p>
+    <w:p>
+      <w:pPr>
+        <w:pStyle w:val="ListBullet"/>
+        <w:spacing w:after="60"/>
+      </w:pPr>
+      <w:r>
+        <w:rPr>
+          <w:b/>
+          <w:i w:val="0"/>
+        </w:rPr>
+        <w:t>A TRU cannot be typed into a row</w:t>
+      </w:r>
+      <w:r>
+        <w:rPr>
+          <w:b w:val="0"/>
+          <w:i w:val="0"/>
+        </w:rPr>
+        <w:t xml:space="preserve"> — it is always created as an IN / OUT pair by the Add Item(s) dialog. To add a TRU as a child of an item from a grid, open that item's </w:t>
+      </w:r>
+      <w:r>
+        <w:rPr>
+          <w:b/>
+          <w:i w:val="0"/>
+        </w:rPr>
+        <w:t>Item Type</w:t>
+      </w:r>
+      <w:r>
+        <w:rPr>
+          <w:b w:val="0"/>
+          <w:i w:val="0"/>
+        </w:rPr>
+        <w:t xml:space="preserve"> drop-down in its row and choose the last entry, </w:t>
+      </w:r>
+      <w:r>
+        <w:rPr>
+          <w:b/>
+          <w:i w:val="0"/>
+        </w:rPr>
+        <w:t>+ TRU (opens Add Item)</w:t>
+      </w:r>
+      <w:r>
+        <w:rPr>
+          <w:b w:val="0"/>
+          <w:i w:val="0"/>
+        </w:rPr>
+        <w:t xml:space="preserve">. The row itself does not change; the Add Item(s) dialog opens with that item already chosen as the parent and </w:t>
+      </w:r>
+      <w:r>
+        <w:rPr>
+          <w:b/>
+          <w:i w:val="0"/>
+        </w:rPr>
+        <w:t>TRU</w:t>
+      </w:r>
+      <w:r>
+        <w:rPr>
+          <w:b w:val="0"/>
+          <w:i w:val="0"/>
+        </w:rPr>
+        <w:t xml:space="preserve"> already chosen as the type (§4.3). The entry appears only on rows whose type can be changed.</w:t>
       </w:r>
     </w:p>
     <w:p>
@@ -2190,15 +2322,6 @@
         <w:spacing w:after="40"/>
       </w:pPr>
     </w:p>
-    <w:p>
-      <w:r>
-        <w:rPr>
-          <w:b w:val="0"/>
-          <w:i/>
-        </w:rPr>
-        <w:t>(Other converter types — inverter, transformer, DC-DC and frequency converter — exist only in older files and cannot be created in new items.)</w:t>
-      </w:r>
-    </w:p>
     <w:tbl>
       <w:tblPr>
         <w:tblStyle w:val="TableGrid"/>
@@ -2550,7 +2673,21 @@
           <w:b w:val="0"/>
           <w:i w:val="0"/>
         </w:rPr>
-        <w:t xml:space="preserve"> — type a value here to replace the sum calculated from the children. Leave blank to calculate automatically.</w:t>
+        <w:t xml:space="preserve"> — type a value here to replace the sum calculated from the children. Leave blank to calculate automatically. An item with a manually entered Net Change Override should not have children: the override replaces the total of whatever is beneath it, so children added under it do not change the total (and an Installed item with an override is not offered </w:t>
+      </w:r>
+      <w:r>
+        <w:rPr>
+          <w:b/>
+          <w:i w:val="0"/>
+        </w:rPr>
+        <w:t>+ Child</w:t>
+      </w:r>
+      <w:r>
+        <w:rPr>
+          <w:b w:val="0"/>
+          <w:i w:val="0"/>
+        </w:rPr>
+        <w:t xml:space="preserve"> at all). Clear the override first if you want the item to total its children.</w:t>
       </w:r>
     </w:p>
     <w:p>
@@ -2923,12 +3060,19 @@
           <w:b w:val="0"/>
           <w:i w:val="0"/>
         </w:rPr>
-        <w:t>4.3 Adding items</w:t>
+        <w:t>4.3 The Add Item(s) dialog</w:t>
       </w:r>
     </w:p>
     <w:p>
       <w:r>
         <w:rPr>
+          <w:b w:val="0"/>
+          <w:i w:val="0"/>
+        </w:rPr>
+        <w:t xml:space="preserve">Open it with </w:t>
+      </w:r>
+      <w:r>
+        <w:rPr>
           <w:b/>
           <w:i w:val="0"/>
         </w:rPr>
@@ -2939,7 +3083,7 @@
           <w:b w:val="0"/>
           <w:i w:val="0"/>
         </w:rPr>
-        <w:t xml:space="preserve"> (or ↳ in a grid) and </w:t>
+        <w:t xml:space="preserve"> (a tree row), </w:t>
       </w:r>
       <w:r>
         <w:rPr>
@@ -2953,27 +3097,171 @@
           <w:b w:val="0"/>
           <w:i w:val="0"/>
         </w:rPr>
-        <w:t xml:space="preserve"> open the </w:t>
+        <w:t xml:space="preserve"> (above the tree), </w:t>
       </w:r>
       <w:r>
         <w:rPr>
           <w:b/>
           <w:i w:val="0"/>
         </w:rPr>
-        <w:t>Add Item(s)</w:t>
+        <w:t>+ Item</w:t>
       </w:r>
       <w:r>
         <w:rPr>
           <w:b w:val="0"/>
           <w:i w:val="0"/>
         </w:rPr>
-        <w:t xml:space="preserve"> dialog. Choose the parent, the item type, the voltage, AC / DC and status once, then fill in as many rows as you need, using </w:t>
+        <w:t xml:space="preserve"> (bottom of either grid), or — to add a TRU from a grid — the </w:t>
       </w:r>
       <w:r>
         <w:rPr>
           <w:b/>
           <w:i w:val="0"/>
         </w:rPr>
+        <w:t>+ TRU (opens Add Item)</w:t>
+      </w:r>
+      <w:r>
+        <w:rPr>
+          <w:b w:val="0"/>
+          <w:i w:val="0"/>
+        </w:rPr>
+        <w:t xml:space="preserve"> entry in a grid row's Item Type drop-down (§3.2). Several items of one kind can be added at once:</w:t>
+      </w:r>
+    </w:p>
+    <w:p>
+      <w:pPr>
+        <w:pStyle w:val="ListBullet"/>
+        <w:spacing w:after="60"/>
+      </w:pPr>
+      <w:r>
+        <w:rPr>
+          <w:b/>
+          <w:i w:val="0"/>
+        </w:rPr>
+        <w:t>Parent Item</w:t>
+      </w:r>
+      <w:r>
+        <w:rPr>
+          <w:b w:val="0"/>
+          <w:i w:val="0"/>
+        </w:rPr>
+        <w:t xml:space="preserve"> — where the new items go (preselected when you start from a tree row or a grid row; choose </w:t>
+      </w:r>
+      <w:r>
+        <w:rPr>
+          <w:b w:val="0"/>
+          <w:i/>
+        </w:rPr>
+        <w:t>No Parent (New Root)</w:t>
+      </w:r>
+      <w:r>
+        <w:rPr>
+          <w:b w:val="0"/>
+          <w:i w:val="0"/>
+        </w:rPr>
+        <w:t xml:space="preserve"> for a top-level item).</w:t>
+      </w:r>
+    </w:p>
+    <w:p>
+      <w:pPr>
+        <w:pStyle w:val="ListBullet"/>
+        <w:spacing w:after="60"/>
+      </w:pPr>
+      <w:r>
+        <w:rPr>
+          <w:b/>
+          <w:i w:val="0"/>
+        </w:rPr>
+        <w:t>Item Settings</w:t>
+      </w:r>
+      <w:r>
+        <w:rPr>
+          <w:b w:val="0"/>
+          <w:i w:val="0"/>
+        </w:rPr>
+        <w:t xml:space="preserve"> — </w:t>
+      </w:r>
+      <w:r>
+        <w:rPr>
+          <w:b/>
+          <w:i w:val="0"/>
+        </w:rPr>
+        <w:t>Item Type</w:t>
+      </w:r>
+      <w:r>
+        <w:rPr>
+          <w:b w:val="0"/>
+          <w:i w:val="0"/>
+        </w:rPr>
+        <w:t xml:space="preserve">, </w:t>
+      </w:r>
+      <w:r>
+        <w:rPr>
+          <w:b/>
+          <w:i w:val="0"/>
+        </w:rPr>
+        <w:t>Volts</w:t>
+      </w:r>
+      <w:r>
+        <w:rPr>
+          <w:b w:val="0"/>
+          <w:i w:val="0"/>
+        </w:rPr>
+        <w:t xml:space="preserve">, </w:t>
+      </w:r>
+      <w:r>
+        <w:rPr>
+          <w:b/>
+          <w:i w:val="0"/>
+        </w:rPr>
+        <w:t>AC / DC</w:t>
+      </w:r>
+      <w:r>
+        <w:rPr>
+          <w:b w:val="0"/>
+          <w:i w:val="0"/>
+        </w:rPr>
+        <w:t xml:space="preserve"> and </w:t>
+      </w:r>
+      <w:r>
+        <w:rPr>
+          <w:b/>
+          <w:i w:val="0"/>
+        </w:rPr>
+        <w:t>Status</w:t>
+      </w:r>
+      <w:r>
+        <w:rPr>
+          <w:b w:val="0"/>
+          <w:i w:val="0"/>
+        </w:rPr>
+        <w:t>, chosen once for every row below.</w:t>
+      </w:r>
+    </w:p>
+    <w:p>
+      <w:pPr>
+        <w:pStyle w:val="ListBullet"/>
+        <w:spacing w:after="60"/>
+      </w:pPr>
+      <w:r>
+        <w:rPr>
+          <w:b/>
+          <w:i w:val="0"/>
+        </w:rPr>
+        <w:t>Items to Add</w:t>
+      </w:r>
+      <w:r>
+        <w:rPr>
+          <w:b w:val="0"/>
+          <w:i w:val="0"/>
+        </w:rPr>
+        <w:t xml:space="preserve"> — one row per item: a description, an optional reference designator, and the capacity, existing-load or load values that suit the type. Use </w:t>
+      </w:r>
+      <w:r>
+        <w:rPr>
+          <w:b/>
+          <w:i w:val="0"/>
+        </w:rPr>
         <w:t>+ Add Another Row</w:t>
       </w:r>
       <w:r>
@@ -2981,7 +3269,84 @@
           <w:b w:val="0"/>
           <w:i w:val="0"/>
         </w:rPr>
-        <w:t>. Each row takes a description, optional reference designator and the capacity/load values appropriate to the type. New items inherit the parent's voltage, AC / DC and (where used) phase.</w:t>
+        <w:t xml:space="preserve"> for more.</w:t>
+      </w:r>
+    </w:p>
+    <w:p>
+      <w:pPr>
+        <w:pStyle w:val="ListBullet"/>
+        <w:spacing w:after="60"/>
+      </w:pPr>
+      <w:r>
+        <w:rPr>
+          <w:b/>
+          <w:i w:val="0"/>
+        </w:rPr>
+        <w:t>TRU</w:t>
+      </w:r>
+      <w:r>
+        <w:rPr>
+          <w:b w:val="0"/>
+          <w:i w:val="0"/>
+        </w:rPr>
+        <w:t xml:space="preserve"> — a TRU row also takes the efficiency (default 0.85), the output voltage, and the capacity and load of its input (IN) and output (OUT) sides. Saving creates the linked IN / OUT pair and its transfer row note (§3.3). Extra input phases are added afterward in the Edit dialog with </w:t>
+      </w:r>
+      <w:r>
+        <w:rPr>
+          <w:b/>
+          <w:i w:val="0"/>
+        </w:rPr>
+        <w:t>+ Parent</w:t>
+      </w:r>
+      <w:r>
+        <w:rPr>
+          <w:b w:val="0"/>
+          <w:i w:val="0"/>
+        </w:rPr>
+        <w:t xml:space="preserve"> (§4.2).</w:t>
+      </w:r>
+    </w:p>
+    <w:p>
+      <w:pPr>
+        <w:pStyle w:val="ListBullet"/>
+        <w:spacing w:after="60"/>
+      </w:pPr>
+      <w:r>
+        <w:rPr>
+          <w:b/>
+          <w:i w:val="0"/>
+        </w:rPr>
+        <w:t>Save</w:t>
+      </w:r>
+      <w:r>
+        <w:rPr>
+          <w:b w:val="0"/>
+          <w:i w:val="0"/>
+        </w:rPr>
+        <w:t xml:space="preserve"> adds the items; </w:t>
+      </w:r>
+      <w:r>
+        <w:rPr>
+          <w:b/>
+          <w:i w:val="0"/>
+        </w:rPr>
+        <w:t>Cancel</w:t>
+      </w:r>
+      <w:r>
+        <w:rPr>
+          <w:b w:val="0"/>
+          <w:i w:val="0"/>
+        </w:rPr>
+        <w:t xml:space="preserve"> closes the dialog without adding anything.</w:t>
+      </w:r>
+    </w:p>
+    <w:p>
+      <w:r>
+        <w:rPr>
+          <w:b w:val="0"/>
+          <w:i w:val="0"/>
+        </w:rPr>
+        <w:t>New items inherit the parent's voltage, AC / DC and (where used) phase.</w:t>
       </w:r>
     </w:p>
     <w:p>
@@ -3002,7 +3367,7 @@
           <w:b w:val="0"/>
           <w:i w:val="0"/>
         </w:rPr>
-        <w:t xml:space="preserve">Often an aircraft has changes already approved but not yet installed. Click </w:t>
+        <w:t xml:space="preserve">Sometimes it is necessary or advantageous to account for previous and concurrent modifications separate from the active project. Click </w:t>
       </w:r>
       <w:r>
         <w:rPr>
@@ -4957,7 +5322,7 @@
           <w:b w:val="0"/>
           <w:i w:val="0"/>
         </w:rPr>
-        <w:t xml:space="preserve"> — replaces the current analysis with the project stored in the file (after a confirmation, because unsynced changes are lost). Text you typed in Word into the introduction, compliance statement and general notes controls is brought back too.</w:t>
+        <w:t xml:space="preserve"> — replaces the current analysis with the project stored in the file (after a confirmation, because unsynced changes are lost).</w:t>
       </w:r>
     </w:p>
     <w:p>
@@ -5936,7 +6301,7 @@
           <w:b w:val="0"/>
           <w:i w:val="0"/>
         </w:rPr>
-        <w:t xml:space="preserve"> revert: document properties (number, revision, date), report Settings and the VA calculation method, general notes, and the Word-file connection. If the Previous and Concurrent Modifications analysis was created after the baseline, it is left as it is.</w:t>
+        <w:t xml:space="preserve"> revert: document properties (number, revision, date), report Settings and the VA calculation method, and the Word-file connection. If the Previous and Concurrent Modifications analysis was created after the baseline, it is left as it is.</w:t>
       </w:r>
     </w:p>
     <w:p>
@@ -6129,7 +6494,7 @@
           <w:b w:val="0"/>
           <w:i w:val="0"/>
         </w:rPr>
-        <w:t>Document properties, general notes and report settings are not tracked, and Reject All does not change them.</w:t>
+        <w:t>Document properties and report settings are not tracked, and Reject All does not change them.</w:t>
       </w:r>
     </w:p>
     <w:p>
@@ -6415,7 +6780,7 @@
         <w:color w:val="595959"/>
         <w:sz w:val="17"/>
       </w:rPr>
-      <w:t>Watts Up — User Guide (v0.9.9)</w:t>
+      <w:t>Watts Up — User Guide (v0.9.10)</w:t>
     </w:r>
   </w:p>
 </w:hdr>

--- a/Watts Up - User Guide.docx
+++ b/Watts Up - User Guide.docx
@@ -23,7 +23,7 @@
           <w:b w:val="0"/>
           <w:i/>
         </w:rPr>
-        <w:t xml:space="preserve">Version 0.9.10 — released 2026-10-24. This guide is built into the program: click </w:t>
+        <w:t xml:space="preserve">Version 0.9.11 — released 2026-10-24. This guide is built into the program: click </w:t>
       </w:r>
       <w:r>
         <w:rPr>
@@ -6780,7 +6780,7 @@
         <w:color w:val="595959"/>
         <w:sz w:val="17"/>
       </w:rPr>
-      <w:t>Watts Up — User Guide (v0.9.10)</w:t>
+      <w:t>Watts Up — User Guide (v0.9.11)</w:t>
     </w:r>
   </w:p>
 </w:hdr>

--- a/Watts Up - User Guide.docx
+++ b/Watts Up - User Guide.docx
@@ -23,7 +23,7 @@
           <w:b w:val="0"/>
           <w:i/>
         </w:rPr>
-        <w:t xml:space="preserve">Version 0.9.11 — released 2026-10-24. This guide is built into the program: click </w:t>
+        <w:t xml:space="preserve">Version 0.9.12 — released 2026-10-25. This guide is built into the program: click </w:t>
       </w:r>
       <w:r>
         <w:rPr>
@@ -152,7 +152,7 @@
           <w:b w:val="0"/>
           <w:i w:val="0"/>
         </w:rPr>
-        <w:t>An Internet connection the first time the page loads, for the small library that creates and reads Word files (see §7.5). Everything else works offline.</w:t>
+        <w:t>An Internet connection the first time the page loads, for the small library that creates and reads Word files (see §7.6). Everything else works offline.</w:t>
       </w:r>
     </w:p>
     <w:p>
@@ -5302,7 +5302,7 @@
           <w:b w:val="0"/>
           <w:i w:val="0"/>
         </w:rPr>
-        <w:t xml:space="preserve"> — updates the document's content controls and the hidden project copy from the current analysis, leaving the rest of your document (extra pages, letterhead, your own edits) untouched. The first time in a session the browser asks permission to write to the file. A message lists any content controls the document is missing; those items are simply not updated.</w:t>
+        <w:t xml:space="preserve"> — updates the document's content controls and the hidden project copy from the current analysis, leaving the rest of your document (extra pages, letterhead, your own edits) untouched. The first time in a session the browser asks permission to write to the file. If the document lacks some of the available content controls (§7.4), a message says so; those parts are simply not updated.</w:t>
       </w:r>
     </w:p>
     <w:p>
@@ -5410,7 +5410,7 @@
           <w:b w:val="0"/>
           <w:i w:val="0"/>
         </w:rPr>
-        <w:t>7.4 Browsers without the connection feature</w:t>
+        <w:t>7.4 Content controls</w:t>
       </w:r>
     </w:p>
     <w:p>
@@ -5419,21 +5419,896 @@
           <w:b w:val="0"/>
           <w:i w:val="0"/>
         </w:rPr>
-        <w:t xml:space="preserve">In Firefox and Safari there is no connection. </w:t>
+        <w:t xml:space="preserve">Watts Up writes into a Word document through </w:t>
       </w:r>
       <w:r>
         <w:rPr>
           <w:b/>
           <w:i w:val="0"/>
         </w:rPr>
-        <w:t>Word Report</w:t>
+        <w:t>content controls</w:t>
       </w:r>
       <w:r>
         <w:rPr>
           <w:b w:val="0"/>
           <w:i w:val="0"/>
         </w:rPr>
-        <w:t xml:space="preserve"> simply downloads a new </w:t>
+        <w:t xml:space="preserve"> — fields in the document that carry a </w:t>
+      </w:r>
+      <w:r>
+        <w:rPr>
+          <w:b/>
+          <w:i w:val="0"/>
+        </w:rPr>
+        <w:t>tag</w:t>
+      </w:r>
+      <w:r>
+        <w:rPr>
+          <w:b w:val="0"/>
+          <w:i w:val="0"/>
+        </w:rPr>
+        <w:t xml:space="preserve">. Each time you sync, every control whose tag is in the table below is refilled; anything else in the document is left exactly as you made it. A control can appear more than once (for example the document number in the body and in every header), and text controls can sit in headers and footers as well as in the body. A control that isn't in the document is simply not filled. </w:t>
+      </w:r>
+      <w:r>
+        <w:rPr>
+          <w:b/>
+          <w:i w:val="0"/>
+        </w:rPr>
+        <w:t>Create New Report…</w:t>
+      </w:r>
+      <w:r>
+        <w:rPr>
+          <w:b w:val="0"/>
+          <w:i w:val="0"/>
+        </w:rPr>
+        <w:t xml:space="preserve"> makes a document that contains all of them, which is the easiest way to see how they look.</w:t>
+      </w:r>
+    </w:p>
+    <w:p>
+      <w:r>
+        <w:rPr>
+          <w:b w:val="0"/>
+          <w:i w:val="0"/>
+        </w:rPr>
+        <w:t xml:space="preserve">To add one to your own document: in Word, insert a content control (Developer tab ▸ Rich Text Content Control), open its </w:t>
+      </w:r>
+      <w:r>
+        <w:rPr>
+          <w:b/>
+          <w:i w:val="0"/>
+        </w:rPr>
+        <w:t>Properties</w:t>
+      </w:r>
+      <w:r>
+        <w:rPr>
+          <w:b w:val="0"/>
+          <w:i w:val="0"/>
+        </w:rPr>
+        <w:t xml:space="preserve"> and type the tag exactly as shown (lower case).</w:t>
+      </w:r>
+    </w:p>
+    <w:tbl>
+      <w:tblPr>
+        <w:tblStyle w:val="TableGrid"/>
+        <w:tblW w:type="auto" w:w="0"/>
+        <w:jc w:val="center"/>
+        <w:tblLayout w:type="fixed"/>
+        <w:tblLook w:firstColumn="1" w:firstRow="1" w:lastColumn="0" w:lastRow="0" w:noHBand="0" w:noVBand="1" w:val="04A0"/>
+        <w:tblCellMar>
+          <w:top w:w="40" w:type="dxa"/>
+          <w:left w:w="90" w:type="dxa"/>
+          <w:bottom w:w="40" w:type="dxa"/>
+          <w:right w:w="90" w:type="dxa"/>
+        </w:tblCellMar>
+      </w:tblPr>
+      <w:tblGrid>
+        <w:gridCol w:w="4824"/>
+        <w:gridCol w:w="4824"/>
+      </w:tblGrid>
+      <w:tr>
+        <w:trPr>
+          <w:tblHeader w:val="true"/>
+          <w:cantSplit w:val="true"/>
+        </w:trPr>
+        <w:tc>
+          <w:tcPr>
+            <w:tcW w:type="dxa" w:w="2538"/>
+            <w:shd w:val="clear" w:color="auto" w:fill="D9E2F3"/>
+          </w:tcPr>
+          <w:p>
+            <w:pPr>
+              <w:spacing w:after="0"/>
+            </w:pPr>
+            <w:r>
+              <w:rPr>
+                <w:b/>
+                <w:i w:val="0"/>
+                <w:sz w:val="19"/>
+              </w:rPr>
+              <w:t>Tag</w:t>
+            </w:r>
+          </w:p>
+        </w:tc>
+        <w:tc>
+          <w:tcPr>
+            <w:tcW w:type="dxa" w:w="7110"/>
+            <w:shd w:val="clear" w:color="auto" w:fill="D9E2F3"/>
+          </w:tcPr>
+          <w:p>
+            <w:pPr>
+              <w:spacing w:after="0"/>
+            </w:pPr>
+            <w:r>
+              <w:rPr>
+                <w:b/>
+                <w:i w:val="0"/>
+                <w:sz w:val="19"/>
+              </w:rPr>
+              <w:t>What it holds</w:t>
+            </w:r>
+          </w:p>
+        </w:tc>
+      </w:tr>
+      <w:tr>
+        <w:trPr>
+          <w:cantSplit w:val="true"/>
+        </w:trPr>
+        <w:tc>
+          <w:tcPr>
+            <w:tcW w:type="dxa" w:w="2538"/>
+          </w:tcPr>
+          <w:p>
+            <w:pPr>
+              <w:spacing w:after="0"/>
+            </w:pPr>
+            <w:r>
+              <w:rPr>
+                <w:rFonts w:ascii="Consolas" w:hAnsi="Consolas" w:eastAsia="Consolas"/>
+                <w:b w:val="0"/>
+                <w:i w:val="0"/>
+                <w:sz w:val="17"/>
+                <w:shd w:val="clear" w:color="auto" w:fill="EEF1F6"/>
+              </w:rPr>
+              <w:t>wu-docnumber</w:t>
+            </w:r>
+          </w:p>
+        </w:tc>
+        <w:tc>
+          <w:tcPr>
+            <w:tcW w:type="dxa" w:w="7110"/>
+          </w:tcPr>
+          <w:p>
+            <w:pPr>
+              <w:spacing w:after="0"/>
+            </w:pPr>
+            <w:r>
+              <w:rPr>
+                <w:b w:val="0"/>
+                <w:i w:val="0"/>
+                <w:sz w:val="19"/>
+              </w:rPr>
+              <w:t>Document number (Document tab).</w:t>
+            </w:r>
+          </w:p>
+        </w:tc>
+      </w:tr>
+      <w:tr>
+        <w:trPr>
+          <w:cantSplit w:val="true"/>
+        </w:trPr>
+        <w:tc>
+          <w:tcPr>
+            <w:tcW w:type="dxa" w:w="2538"/>
+          </w:tcPr>
+          <w:p>
+            <w:pPr>
+              <w:spacing w:after="0"/>
+            </w:pPr>
+            <w:r>
+              <w:rPr>
+                <w:rFonts w:ascii="Consolas" w:hAnsi="Consolas" w:eastAsia="Consolas"/>
+                <w:b w:val="0"/>
+                <w:i w:val="0"/>
+                <w:sz w:val="17"/>
+                <w:shd w:val="clear" w:color="auto" w:fill="EEF1F6"/>
+              </w:rPr>
+              <w:t>wu-revision</w:t>
+            </w:r>
+          </w:p>
+        </w:tc>
+        <w:tc>
+          <w:tcPr>
+            <w:tcW w:type="dxa" w:w="7110"/>
+          </w:tcPr>
+          <w:p>
+            <w:pPr>
+              <w:spacing w:after="0"/>
+            </w:pPr>
+            <w:r>
+              <w:rPr>
+                <w:b w:val="0"/>
+                <w:i w:val="0"/>
+                <w:sz w:val="19"/>
+              </w:rPr>
+              <w:t>Revision (Rev, Document tab).</w:t>
+            </w:r>
+          </w:p>
+        </w:tc>
+      </w:tr>
+      <w:tr>
+        <w:trPr>
+          <w:cantSplit w:val="true"/>
+        </w:trPr>
+        <w:tc>
+          <w:tcPr>
+            <w:tcW w:type="dxa" w:w="2538"/>
+          </w:tcPr>
+          <w:p>
+            <w:pPr>
+              <w:spacing w:after="0"/>
+            </w:pPr>
+            <w:r>
+              <w:rPr>
+                <w:rFonts w:ascii="Consolas" w:hAnsi="Consolas" w:eastAsia="Consolas"/>
+                <w:b w:val="0"/>
+                <w:i w:val="0"/>
+                <w:sz w:val="17"/>
+                <w:shd w:val="clear" w:color="auto" w:fill="EEF1F6"/>
+              </w:rPr>
+              <w:t>wu-revdate</w:t>
+            </w:r>
+          </w:p>
+        </w:tc>
+        <w:tc>
+          <w:tcPr>
+            <w:tcW w:type="dxa" w:w="7110"/>
+          </w:tcPr>
+          <w:p>
+            <w:pPr>
+              <w:spacing w:after="0"/>
+            </w:pPr>
+            <w:r>
+              <w:rPr>
+                <w:b w:val="0"/>
+                <w:i w:val="0"/>
+                <w:sz w:val="19"/>
+              </w:rPr>
+              <w:t>Revision date (Document tab), written out as a date.</w:t>
+            </w:r>
+          </w:p>
+        </w:tc>
+      </w:tr>
+      <w:tr>
+        <w:trPr>
+          <w:cantSplit w:val="true"/>
+        </w:trPr>
+        <w:tc>
+          <w:tcPr>
+            <w:tcW w:type="dxa" w:w="2538"/>
+          </w:tcPr>
+          <w:p>
+            <w:pPr>
+              <w:spacing w:after="0"/>
+            </w:pPr>
+            <w:r>
+              <w:rPr>
+                <w:rFonts w:ascii="Consolas" w:hAnsi="Consolas" w:eastAsia="Consolas"/>
+                <w:b w:val="0"/>
+                <w:i w:val="0"/>
+                <w:sz w:val="17"/>
+                <w:shd w:val="clear" w:color="auto" w:fill="EEF1F6"/>
+              </w:rPr>
+              <w:t>wu-make</w:t>
+            </w:r>
+          </w:p>
+        </w:tc>
+        <w:tc>
+          <w:tcPr>
+            <w:tcW w:type="dxa" w:w="7110"/>
+          </w:tcPr>
+          <w:p>
+            <w:pPr>
+              <w:spacing w:after="0"/>
+            </w:pPr>
+            <w:r>
+              <w:rPr>
+                <w:b w:val="0"/>
+                <w:i w:val="0"/>
+                <w:sz w:val="19"/>
+              </w:rPr>
+              <w:t>Aircraft make.</w:t>
+            </w:r>
+          </w:p>
+        </w:tc>
+      </w:tr>
+      <w:tr>
+        <w:trPr>
+          <w:cantSplit w:val="true"/>
+        </w:trPr>
+        <w:tc>
+          <w:tcPr>
+            <w:tcW w:type="dxa" w:w="2538"/>
+          </w:tcPr>
+          <w:p>
+            <w:pPr>
+              <w:spacing w:after="0"/>
+            </w:pPr>
+            <w:r>
+              <w:rPr>
+                <w:rFonts w:ascii="Consolas" w:hAnsi="Consolas" w:eastAsia="Consolas"/>
+                <w:b w:val="0"/>
+                <w:i w:val="0"/>
+                <w:sz w:val="17"/>
+                <w:shd w:val="clear" w:color="auto" w:fill="EEF1F6"/>
+              </w:rPr>
+              <w:t>wu-model</w:t>
+            </w:r>
+          </w:p>
+        </w:tc>
+        <w:tc>
+          <w:tcPr>
+            <w:tcW w:type="dxa" w:w="7110"/>
+          </w:tcPr>
+          <w:p>
+            <w:pPr>
+              <w:spacing w:after="0"/>
+            </w:pPr>
+            <w:r>
+              <w:rPr>
+                <w:b w:val="0"/>
+                <w:i w:val="0"/>
+                <w:sz w:val="19"/>
+              </w:rPr>
+              <w:t>Aircraft model.</w:t>
+            </w:r>
+          </w:p>
+        </w:tc>
+      </w:tr>
+      <w:tr>
+        <w:trPr>
+          <w:cantSplit w:val="true"/>
+        </w:trPr>
+        <w:tc>
+          <w:tcPr>
+            <w:tcW w:type="dxa" w:w="2538"/>
+          </w:tcPr>
+          <w:p>
+            <w:pPr>
+              <w:spacing w:after="0"/>
+            </w:pPr>
+            <w:r>
+              <w:rPr>
+                <w:rFonts w:ascii="Consolas" w:hAnsi="Consolas" w:eastAsia="Consolas"/>
+                <w:b w:val="0"/>
+                <w:i w:val="0"/>
+                <w:sz w:val="17"/>
+                <w:shd w:val="clear" w:color="auto" w:fill="EEF1F6"/>
+              </w:rPr>
+              <w:t>wu-designation</w:t>
+            </w:r>
+          </w:p>
+        </w:tc>
+        <w:tc>
+          <w:tcPr>
+            <w:tcW w:type="dxa" w:w="7110"/>
+          </w:tcPr>
+          <w:p>
+            <w:pPr>
+              <w:spacing w:after="0"/>
+            </w:pPr>
+            <w:r>
+              <w:rPr>
+                <w:b w:val="0"/>
+                <w:i w:val="0"/>
+                <w:sz w:val="19"/>
+              </w:rPr>
+              <w:t>Marketing designation.</w:t>
+            </w:r>
+          </w:p>
+        </w:tc>
+      </w:tr>
+      <w:tr>
+        <w:trPr>
+          <w:cantSplit w:val="true"/>
+        </w:trPr>
+        <w:tc>
+          <w:tcPr>
+            <w:tcW w:type="dxa" w:w="2538"/>
+          </w:tcPr>
+          <w:p>
+            <w:pPr>
+              <w:spacing w:after="0"/>
+            </w:pPr>
+            <w:r>
+              <w:rPr>
+                <w:rFonts w:ascii="Consolas" w:hAnsi="Consolas" w:eastAsia="Consolas"/>
+                <w:b w:val="0"/>
+                <w:i w:val="0"/>
+                <w:sz w:val="17"/>
+                <w:shd w:val="clear" w:color="auto" w:fill="EEF1F6"/>
+              </w:rPr>
+              <w:t>wu-serial</w:t>
+            </w:r>
+          </w:p>
+        </w:tc>
+        <w:tc>
+          <w:tcPr>
+            <w:tcW w:type="dxa" w:w="7110"/>
+          </w:tcPr>
+          <w:p>
+            <w:pPr>
+              <w:spacing w:after="0"/>
+            </w:pPr>
+            <w:r>
+              <w:rPr>
+                <w:b w:val="0"/>
+                <w:i w:val="0"/>
+                <w:sz w:val="19"/>
+              </w:rPr>
+              <w:t>Aircraft serial number.</w:t>
+            </w:r>
+          </w:p>
+        </w:tc>
+      </w:tr>
+      <w:tr>
+        <w:trPr>
+          <w:cantSplit w:val="true"/>
+        </w:trPr>
+        <w:tc>
+          <w:tcPr>
+            <w:tcW w:type="dxa" w:w="2538"/>
+          </w:tcPr>
+          <w:p>
+            <w:pPr>
+              <w:spacing w:after="0"/>
+            </w:pPr>
+            <w:r>
+              <w:rPr>
+                <w:rFonts w:ascii="Consolas" w:hAnsi="Consolas" w:eastAsia="Consolas"/>
+                <w:b w:val="0"/>
+                <w:i w:val="0"/>
+                <w:sz w:val="17"/>
+                <w:shd w:val="clear" w:color="auto" w:fill="EEF1F6"/>
+              </w:rPr>
+              <w:t>wu-flightphase</w:t>
+            </w:r>
+          </w:p>
+        </w:tc>
+        <w:tc>
+          <w:tcPr>
+            <w:tcW w:type="dxa" w:w="7110"/>
+          </w:tcPr>
+          <w:p>
+            <w:pPr>
+              <w:spacing w:after="0"/>
+            </w:pPr>
+            <w:r>
+              <w:rPr>
+                <w:b w:val="0"/>
+                <w:i w:val="0"/>
+                <w:sz w:val="19"/>
+              </w:rPr>
+              <w:t>Flight phase / scenario.</w:t>
+            </w:r>
+          </w:p>
+        </w:tc>
+      </w:tr>
+      <w:tr>
+        <w:trPr>
+          <w:cantSplit w:val="true"/>
+        </w:trPr>
+        <w:tc>
+          <w:tcPr>
+            <w:tcW w:type="dxa" w:w="2538"/>
+          </w:tcPr>
+          <w:p>
+            <w:pPr>
+              <w:spacing w:after="0"/>
+            </w:pPr>
+            <w:r>
+              <w:rPr>
+                <w:rFonts w:ascii="Consolas" w:hAnsi="Consolas" w:eastAsia="Consolas"/>
+                <w:b w:val="0"/>
+                <w:i w:val="0"/>
+                <w:sz w:val="17"/>
+                <w:shd w:val="clear" w:color="auto" w:fill="EEF1F6"/>
+              </w:rPr>
+              <w:t>wu-interval</w:t>
+            </w:r>
+          </w:p>
+        </w:tc>
+        <w:tc>
+          <w:tcPr>
+            <w:tcW w:type="dxa" w:w="7110"/>
+          </w:tcPr>
+          <w:p>
+            <w:pPr>
+              <w:spacing w:after="0"/>
+            </w:pPr>
+            <w:r>
+              <w:rPr>
+                <w:b w:val="0"/>
+                <w:i w:val="0"/>
+                <w:sz w:val="19"/>
+              </w:rPr>
+              <w:t>Interval.</w:t>
+            </w:r>
+          </w:p>
+        </w:tc>
+      </w:tr>
+      <w:tr>
+        <w:trPr>
+          <w:cantSplit w:val="true"/>
+        </w:trPr>
+        <w:tc>
+          <w:tcPr>
+            <w:tcW w:type="dxa" w:w="2538"/>
+          </w:tcPr>
+          <w:p>
+            <w:pPr>
+              <w:spacing w:after="0"/>
+            </w:pPr>
+            <w:r>
+              <w:rPr>
+                <w:rFonts w:ascii="Consolas" w:hAnsi="Consolas" w:eastAsia="Consolas"/>
+                <w:b w:val="0"/>
+                <w:i w:val="0"/>
+                <w:sz w:val="17"/>
+                <w:shd w:val="clear" w:color="auto" w:fill="EEF1F6"/>
+              </w:rPr>
+              <w:t>wu-references</w:t>
+            </w:r>
+          </w:p>
+        </w:tc>
+        <w:tc>
+          <w:tcPr>
+            <w:tcW w:type="dxa" w:w="7110"/>
+          </w:tcPr>
+          <w:p>
+            <w:pPr>
+              <w:spacing w:after="0"/>
+            </w:pPr>
+            <w:r>
+              <w:rPr>
+                <w:b w:val="0"/>
+                <w:i w:val="0"/>
+                <w:sz w:val="19"/>
+              </w:rPr>
+              <w:t>The numbered reference list (Document tab) of the Active Project.</w:t>
+            </w:r>
+          </w:p>
+        </w:tc>
+      </w:tr>
+      <w:tr>
+        <w:trPr>
+          <w:cantSplit w:val="true"/>
+        </w:trPr>
+        <w:tc>
+          <w:tcPr>
+            <w:tcW w:type="dxa" w:w="2538"/>
+          </w:tcPr>
+          <w:p>
+            <w:pPr>
+              <w:spacing w:after="0"/>
+            </w:pPr>
+            <w:r>
+              <w:rPr>
+                <w:rFonts w:ascii="Consolas" w:hAnsi="Consolas" w:eastAsia="Consolas"/>
+                <w:b w:val="0"/>
+                <w:i w:val="0"/>
+                <w:sz w:val="17"/>
+                <w:shd w:val="clear" w:color="auto" w:fill="EEF1F6"/>
+              </w:rPr>
+              <w:t>wu-tables</w:t>
+            </w:r>
+          </w:p>
+        </w:tc>
+        <w:tc>
+          <w:tcPr>
+            <w:tcW w:type="dxa" w:w="7110"/>
+          </w:tcPr>
+          <w:p>
+            <w:pPr>
+              <w:spacing w:after="0"/>
+            </w:pPr>
+            <w:r>
+              <w:rPr>
+                <w:b w:val="0"/>
+                <w:i w:val="0"/>
+                <w:sz w:val="19"/>
+              </w:rPr>
+              <w:t>Load Analysis Summary tables (AC and DC) of the Active Project, with their notes.</w:t>
+            </w:r>
+          </w:p>
+        </w:tc>
+      </w:tr>
+      <w:tr>
+        <w:trPr>
+          <w:cantSplit w:val="true"/>
+        </w:trPr>
+        <w:tc>
+          <w:tcPr>
+            <w:tcW w:type="dxa" w:w="2538"/>
+          </w:tcPr>
+          <w:p>
+            <w:pPr>
+              <w:spacing w:after="0"/>
+            </w:pPr>
+            <w:r>
+              <w:rPr>
+                <w:rFonts w:ascii="Consolas" w:hAnsi="Consolas" w:eastAsia="Consolas"/>
+                <w:b w:val="0"/>
+                <w:i w:val="0"/>
+                <w:sz w:val="17"/>
+                <w:shd w:val="clear" w:color="auto" w:fill="EEF1F6"/>
+              </w:rPr>
+              <w:t>wu-pds</w:t>
+            </w:r>
+          </w:p>
+        </w:tc>
+        <w:tc>
+          <w:tcPr>
+            <w:tcW w:type="dxa" w:w="7110"/>
+          </w:tcPr>
+          <w:p>
+            <w:pPr>
+              <w:spacing w:after="0"/>
+            </w:pPr>
+            <w:r>
+              <w:rPr>
+                <w:b w:val="0"/>
+                <w:i w:val="0"/>
+                <w:sz w:val="19"/>
+              </w:rPr>
+              <w:t>Power Distribution Summary of the Active Project.</w:t>
+            </w:r>
+          </w:p>
+        </w:tc>
+      </w:tr>
+      <w:tr>
+        <w:trPr>
+          <w:cantSplit w:val="true"/>
+        </w:trPr>
+        <w:tc>
+          <w:tcPr>
+            <w:tcW w:type="dxa" w:w="2538"/>
+          </w:tcPr>
+          <w:p>
+            <w:pPr>
+              <w:spacing w:after="0"/>
+            </w:pPr>
+            <w:r>
+              <w:rPr>
+                <w:rFonts w:ascii="Consolas" w:hAnsi="Consolas" w:eastAsia="Consolas"/>
+                <w:b w:val="0"/>
+                <w:i w:val="0"/>
+                <w:sz w:val="17"/>
+                <w:shd w:val="clear" w:color="auto" w:fill="EEF1F6"/>
+              </w:rPr>
+              <w:t>wu-lad-horizontal</w:t>
+            </w:r>
+          </w:p>
+        </w:tc>
+        <w:tc>
+          <w:tcPr>
+            <w:tcW w:type="dxa" w:w="7110"/>
+          </w:tcPr>
+          <w:p>
+            <w:pPr>
+              <w:spacing w:after="0"/>
+            </w:pPr>
+            <w:r>
+              <w:rPr>
+                <w:b w:val="0"/>
+                <w:i w:val="0"/>
+                <w:sz w:val="19"/>
+              </w:rPr>
+              <w:t>Load Analysis Detail, horizontal layout, of the Active Project.</w:t>
+            </w:r>
+          </w:p>
+        </w:tc>
+      </w:tr>
+      <w:tr>
+        <w:trPr>
+          <w:cantSplit w:val="true"/>
+        </w:trPr>
+        <w:tc>
+          <w:tcPr>
+            <w:tcW w:type="dxa" w:w="2538"/>
+          </w:tcPr>
+          <w:p>
+            <w:pPr>
+              <w:spacing w:after="0"/>
+            </w:pPr>
+            <w:r>
+              <w:rPr>
+                <w:rFonts w:ascii="Consolas" w:hAnsi="Consolas" w:eastAsia="Consolas"/>
+                <w:b w:val="0"/>
+                <w:i w:val="0"/>
+                <w:sz w:val="17"/>
+                <w:shd w:val="clear" w:color="auto" w:fill="EEF1F6"/>
+              </w:rPr>
+              <w:t>wu-lad-vertical</w:t>
+            </w:r>
+          </w:p>
+        </w:tc>
+        <w:tc>
+          <w:tcPr>
+            <w:tcW w:type="dxa" w:w="7110"/>
+          </w:tcPr>
+          <w:p>
+            <w:pPr>
+              <w:spacing w:after="0"/>
+            </w:pPr>
+            <w:r>
+              <w:rPr>
+                <w:b w:val="0"/>
+                <w:i w:val="0"/>
+                <w:sz w:val="19"/>
+              </w:rPr>
+              <w:t>Load Analysis Detail, vertical layout, of the Active Project.</w:t>
+            </w:r>
+          </w:p>
+        </w:tc>
+      </w:tr>
+      <w:tr>
+        <w:trPr>
+          <w:cantSplit w:val="true"/>
+        </w:trPr>
+        <w:tc>
+          <w:tcPr>
+            <w:tcW w:type="dxa" w:w="2538"/>
+          </w:tcPr>
+          <w:p>
+            <w:pPr>
+              <w:spacing w:after="0"/>
+            </w:pPr>
+            <w:r>
+              <w:rPr>
+                <w:rFonts w:ascii="Consolas" w:hAnsi="Consolas" w:eastAsia="Consolas"/>
+                <w:b w:val="0"/>
+                <w:i w:val="0"/>
+                <w:sz w:val="17"/>
+                <w:shd w:val="clear" w:color="auto" w:fill="EEF1F6"/>
+              </w:rPr>
+              <w:t>wu-references-pcm</w:t>
+            </w:r>
+            <w:r>
+              <w:rPr>
+                <w:b w:val="0"/>
+                <w:i w:val="0"/>
+                <w:sz w:val="19"/>
+              </w:rPr>
+              <w:t xml:space="preserve">, </w:t>
+            </w:r>
+            <w:r>
+              <w:rPr>
+                <w:rFonts w:ascii="Consolas" w:hAnsi="Consolas" w:eastAsia="Consolas"/>
+                <w:b w:val="0"/>
+                <w:i w:val="0"/>
+                <w:sz w:val="17"/>
+                <w:shd w:val="clear" w:color="auto" w:fill="EEF1F6"/>
+              </w:rPr>
+              <w:t>wu-tables-pcm</w:t>
+            </w:r>
+            <w:r>
+              <w:rPr>
+                <w:b w:val="0"/>
+                <w:i w:val="0"/>
+                <w:sz w:val="19"/>
+              </w:rPr>
+              <w:t xml:space="preserve">, </w:t>
+            </w:r>
+            <w:r>
+              <w:rPr>
+                <w:rFonts w:ascii="Consolas" w:hAnsi="Consolas" w:eastAsia="Consolas"/>
+                <w:b w:val="0"/>
+                <w:i w:val="0"/>
+                <w:sz w:val="17"/>
+                <w:shd w:val="clear" w:color="auto" w:fill="EEF1F6"/>
+              </w:rPr>
+              <w:t>wu-pds-pcm</w:t>
+            </w:r>
+            <w:r>
+              <w:rPr>
+                <w:b w:val="0"/>
+                <w:i w:val="0"/>
+                <w:sz w:val="19"/>
+              </w:rPr>
+              <w:t xml:space="preserve">, </w:t>
+            </w:r>
+            <w:r>
+              <w:rPr>
+                <w:rFonts w:ascii="Consolas" w:hAnsi="Consolas" w:eastAsia="Consolas"/>
+                <w:b w:val="0"/>
+                <w:i w:val="0"/>
+                <w:sz w:val="17"/>
+                <w:shd w:val="clear" w:color="auto" w:fill="EEF1F6"/>
+              </w:rPr>
+              <w:t>wu-lad-horizontal-pcm</w:t>
+            </w:r>
+            <w:r>
+              <w:rPr>
+                <w:b w:val="0"/>
+                <w:i w:val="0"/>
+                <w:sz w:val="19"/>
+              </w:rPr>
+              <w:t xml:space="preserve">, </w:t>
+            </w:r>
+            <w:r>
+              <w:rPr>
+                <w:rFonts w:ascii="Consolas" w:hAnsi="Consolas" w:eastAsia="Consolas"/>
+                <w:b w:val="0"/>
+                <w:i w:val="0"/>
+                <w:sz w:val="17"/>
+                <w:shd w:val="clear" w:color="auto" w:fill="EEF1F6"/>
+              </w:rPr>
+              <w:t>wu-lad-vertical-pcm</w:t>
+            </w:r>
+          </w:p>
+        </w:tc>
+        <w:tc>
+          <w:tcPr>
+            <w:tcW w:type="dxa" w:w="7110"/>
+          </w:tcPr>
+          <w:p>
+            <w:pPr>
+              <w:spacing w:after="0"/>
+            </w:pPr>
+            <w:r>
+              <w:rPr>
+                <w:b w:val="0"/>
+                <w:i w:val="0"/>
+                <w:sz w:val="19"/>
+              </w:rPr>
+              <w:t xml:space="preserve">The same five report sections for the </w:t>
+            </w:r>
+            <w:r>
+              <w:rPr>
+                <w:b/>
+                <w:i w:val="0"/>
+                <w:sz w:val="19"/>
+              </w:rPr>
+              <w:t>Previous &amp; Concurrent Modifications</w:t>
+            </w:r>
+            <w:r>
+              <w:rPr>
+                <w:b w:val="0"/>
+                <w:i w:val="0"/>
+                <w:sz w:val="19"/>
+              </w:rPr>
+              <w:t xml:space="preserve"> analysis (a short "no data" note when that analysis doesn't exist).</w:t>
+            </w:r>
+          </w:p>
+        </w:tc>
+      </w:tr>
+    </w:tbl>
+    <w:p>
+      <w:pPr>
+        <w:spacing w:after="40"/>
+      </w:pPr>
+    </w:p>
+    <w:p>
+      <w:r>
+        <w:rPr>
+          <w:b w:val="0"/>
+          <w:i w:val="0"/>
+        </w:rPr>
+        <w:t xml:space="preserve">The report sections follow the report choices in </w:t>
+      </w:r>
+      <w:r>
+        <w:rPr>
+          <w:b/>
+          <w:i w:val="0"/>
+        </w:rPr>
+        <w:t>Settings</w:t>
+      </w:r>
+      <w:r>
+        <w:rPr>
+          <w:b w:val="0"/>
+          <w:i w:val="0"/>
+        </w:rPr>
+        <w:t xml:space="preserve"> (columns, rounding, layout options) and show change-tracking underlines when tracking is on (§9). Watts Up also keeps these Word document properties up to date when the document has them (File ▸ Info ▸ Properties ▸ Advanced ▸ Custom): </w:t>
       </w:r>
       <w:r>
         <w:rPr>
@@ -5443,28 +6318,14 @@
           <w:sz w:val="19"/>
           <w:shd w:val="clear" w:color="auto" w:fill="EEF1F6"/>
         </w:rPr>
-        <w:t>.docx</w:t>
+        <w:t>ReportNo</w:t>
       </w:r>
       <w:r>
         <w:rPr>
           <w:b w:val="0"/>
           <w:i w:val="0"/>
         </w:rPr>
-        <w:t xml:space="preserve">; </w:t>
-      </w:r>
-      <w:r>
-        <w:rPr>
-          <w:b/>
-          <w:i w:val="0"/>
-        </w:rPr>
-        <w:t>Open</w:t>
-      </w:r>
-      <w:r>
-        <w:rPr>
-          <w:b w:val="0"/>
-          <w:i w:val="0"/>
-        </w:rPr>
-        <w:t xml:space="preserve"> can still load a </w:t>
+        <w:t xml:space="preserve">, </w:t>
       </w:r>
       <w:r>
         <w:rPr>
@@ -5474,14 +6335,14 @@
           <w:sz w:val="19"/>
           <w:shd w:val="clear" w:color="auto" w:fill="EEF1F6"/>
         </w:rPr>
-        <w:t>.docx</w:t>
+        <w:t>ReportRev</w:t>
       </w:r>
       <w:r>
         <w:rPr>
           <w:b w:val="0"/>
           <w:i w:val="0"/>
         </w:rPr>
-        <w:t xml:space="preserve"> or </w:t>
+        <w:t xml:space="preserve">, </w:t>
       </w:r>
       <w:r>
         <w:rPr>
@@ -5491,7 +6352,75 @@
           <w:sz w:val="19"/>
           <w:shd w:val="clear" w:color="auto" w:fill="EEF1F6"/>
         </w:rPr>
-        <w:t>.json</w:t>
+        <w:t>Make</w:t>
+      </w:r>
+      <w:r>
+        <w:rPr>
+          <w:b w:val="0"/>
+          <w:i w:val="0"/>
+        </w:rPr>
+        <w:t xml:space="preserve">, </w:t>
+      </w:r>
+      <w:r>
+        <w:rPr>
+          <w:rFonts w:ascii="Consolas" w:hAnsi="Consolas" w:eastAsia="Consolas"/>
+          <w:b w:val="0"/>
+          <w:i w:val="0"/>
+          <w:sz w:val="19"/>
+          <w:shd w:val="clear" w:color="auto" w:fill="EEF1F6"/>
+        </w:rPr>
+        <w:t>Model</w:t>
+      </w:r>
+      <w:r>
+        <w:rPr>
+          <w:b w:val="0"/>
+          <w:i w:val="0"/>
+        </w:rPr>
+        <w:t xml:space="preserve">, </w:t>
+      </w:r>
+      <w:r>
+        <w:rPr>
+          <w:rFonts w:ascii="Consolas" w:hAnsi="Consolas" w:eastAsia="Consolas"/>
+          <w:b w:val="0"/>
+          <w:i w:val="0"/>
+          <w:sz w:val="19"/>
+          <w:shd w:val="clear" w:color="auto" w:fill="EEF1F6"/>
+        </w:rPr>
+        <w:t>S/N</w:t>
+      </w:r>
+      <w:r>
+        <w:rPr>
+          <w:b w:val="0"/>
+          <w:i w:val="0"/>
+        </w:rPr>
+        <w:t xml:space="preserve">, </w:t>
+      </w:r>
+      <w:r>
+        <w:rPr>
+          <w:rFonts w:ascii="Consolas" w:hAnsi="Consolas" w:eastAsia="Consolas"/>
+          <w:b w:val="0"/>
+          <w:i w:val="0"/>
+          <w:sz w:val="19"/>
+          <w:shd w:val="clear" w:color="auto" w:fill="EEF1F6"/>
+        </w:rPr>
+        <w:t>Flight Phase</w:t>
+      </w:r>
+      <w:r>
+        <w:rPr>
+          <w:b w:val="0"/>
+          <w:i w:val="0"/>
+        </w:rPr>
+        <w:t xml:space="preserve"> and </w:t>
+      </w:r>
+      <w:r>
+        <w:rPr>
+          <w:rFonts w:ascii="Consolas" w:hAnsi="Consolas" w:eastAsia="Consolas"/>
+          <w:b w:val="0"/>
+          <w:i w:val="0"/>
+          <w:sz w:val="19"/>
+          <w:shd w:val="clear" w:color="auto" w:fill="EEF1F6"/>
+        </w:rPr>
+        <w:t>WattsUpVersion</w:t>
       </w:r>
       <w:r>
         <w:rPr>
@@ -5510,7 +6439,107 @@
           <w:b w:val="0"/>
           <w:i w:val="0"/>
         </w:rPr>
-        <w:t>7.5 Things to know</w:t>
+        <w:t>7.5 Browsers without the connection feature</w:t>
+      </w:r>
+    </w:p>
+    <w:p>
+      <w:r>
+        <w:rPr>
+          <w:b w:val="0"/>
+          <w:i w:val="0"/>
+        </w:rPr>
+        <w:t xml:space="preserve">In Firefox and Safari there is no connection. </w:t>
+      </w:r>
+      <w:r>
+        <w:rPr>
+          <w:b/>
+          <w:i w:val="0"/>
+        </w:rPr>
+        <w:t>Word Report</w:t>
+      </w:r>
+      <w:r>
+        <w:rPr>
+          <w:b w:val="0"/>
+          <w:i w:val="0"/>
+        </w:rPr>
+        <w:t xml:space="preserve"> simply downloads a new </w:t>
+      </w:r>
+      <w:r>
+        <w:rPr>
+          <w:rFonts w:ascii="Consolas" w:hAnsi="Consolas" w:eastAsia="Consolas"/>
+          <w:b w:val="0"/>
+          <w:i w:val="0"/>
+          <w:sz w:val="19"/>
+          <w:shd w:val="clear" w:color="auto" w:fill="EEF1F6"/>
+        </w:rPr>
+        <w:t>.docx</w:t>
+      </w:r>
+      <w:r>
+        <w:rPr>
+          <w:b w:val="0"/>
+          <w:i w:val="0"/>
+        </w:rPr>
+        <w:t xml:space="preserve">; </w:t>
+      </w:r>
+      <w:r>
+        <w:rPr>
+          <w:b/>
+          <w:i w:val="0"/>
+        </w:rPr>
+        <w:t>Open</w:t>
+      </w:r>
+      <w:r>
+        <w:rPr>
+          <w:b w:val="0"/>
+          <w:i w:val="0"/>
+        </w:rPr>
+        <w:t xml:space="preserve"> can still load a </w:t>
+      </w:r>
+      <w:r>
+        <w:rPr>
+          <w:rFonts w:ascii="Consolas" w:hAnsi="Consolas" w:eastAsia="Consolas"/>
+          <w:b w:val="0"/>
+          <w:i w:val="0"/>
+          <w:sz w:val="19"/>
+          <w:shd w:val="clear" w:color="auto" w:fill="EEF1F6"/>
+        </w:rPr>
+        <w:t>.docx</w:t>
+      </w:r>
+      <w:r>
+        <w:rPr>
+          <w:b w:val="0"/>
+          <w:i w:val="0"/>
+        </w:rPr>
+        <w:t xml:space="preserve"> or </w:t>
+      </w:r>
+      <w:r>
+        <w:rPr>
+          <w:rFonts w:ascii="Consolas" w:hAnsi="Consolas" w:eastAsia="Consolas"/>
+          <w:b w:val="0"/>
+          <w:i w:val="0"/>
+          <w:sz w:val="19"/>
+          <w:shd w:val="clear" w:color="auto" w:fill="EEF1F6"/>
+        </w:rPr>
+        <w:t>.json</w:t>
+      </w:r>
+      <w:r>
+        <w:rPr>
+          <w:b w:val="0"/>
+          <w:i w:val="0"/>
+        </w:rPr>
+        <w:t>.</w:t>
+      </w:r>
+    </w:p>
+    <w:p>
+      <w:pPr>
+        <w:pStyle w:val="Heading3"/>
+      </w:pPr>
+      <w:r>
+        <w:rPr>
+          <w:b w:val="0"/>
+          <w:i w:val="0"/>
+        </w:rPr>
+        <w:t>7.6 Things to know</w:t>
       </w:r>
     </w:p>
     <w:p>
@@ -6780,7 +7809,7 @@
         <w:color w:val="595959"/>
         <w:sz w:val="17"/>
       </w:rPr>
-      <w:t>Watts Up — User Guide (v0.9.11)</w:t>
+      <w:t>Watts Up — User Guide (v0.9.12)</w:t>
     </w:r>
   </w:p>
 </w:hdr>

--- a/Watts Up - User Guide.docx
+++ b/Watts Up - User Guide.docx
@@ -23,7 +23,7 @@
           <w:b w:val="0"/>
           <w:i/>
         </w:rPr>
-        <w:t xml:space="preserve">Version 0.9.12 — released 2026-10-25. This guide is built into the program: click </w:t>
+        <w:t xml:space="preserve">Version 0.9.13 — released 2026-10-27. This guide is built into the program: click </w:t>
       </w:r>
       <w:r>
         <w:rPr>
@@ -6689,7 +6689,7 @@
         </w:trPr>
         <w:tc>
           <w:tcPr>
-            <w:tcW w:type="dxa" w:w="3140"/>
+            <w:tcW w:type="dxa" w:w="3377"/>
             <w:shd w:val="clear" w:color="auto" w:fill="D9E2F3"/>
           </w:tcPr>
           <w:p>
@@ -6708,7 +6708,7 @@
         </w:tc>
         <w:tc>
           <w:tcPr>
-            <w:tcW w:type="dxa" w:w="6508"/>
+            <w:tcW w:type="dxa" w:w="6271"/>
             <w:shd w:val="clear" w:color="auto" w:fill="D9E2F3"/>
           </w:tcPr>
           <w:p>
@@ -6732,7 +6732,7 @@
         </w:trPr>
         <w:tc>
           <w:tcPr>
-            <w:tcW w:type="dxa" w:w="3140"/>
+            <w:tcW w:type="dxa" w:w="3377"/>
           </w:tcPr>
           <w:p>
             <w:pPr>
@@ -6750,7 +6750,7 @@
         </w:tc>
         <w:tc>
           <w:tcPr>
-            <w:tcW w:type="dxa" w:w="6508"/>
+            <w:tcW w:type="dxa" w:w="6271"/>
           </w:tcPr>
           <w:p>
             <w:pPr>
@@ -6773,7 +6773,7 @@
         </w:trPr>
         <w:tc>
           <w:tcPr>
-            <w:tcW w:type="dxa" w:w="3140"/>
+            <w:tcW w:type="dxa" w:w="3377"/>
           </w:tcPr>
           <w:p>
             <w:pPr>
@@ -6791,7 +6791,7 @@
         </w:tc>
         <w:tc>
           <w:tcPr>
-            <w:tcW w:type="dxa" w:w="6508"/>
+            <w:tcW w:type="dxa" w:w="6271"/>
           </w:tcPr>
           <w:p>
             <w:pPr>
@@ -6814,7 +6814,136 @@
         </w:trPr>
         <w:tc>
           <w:tcPr>
-            <w:tcW w:type="dxa" w:w="3140"/>
+            <w:tcW w:type="dxa" w:w="3377"/>
+          </w:tcPr>
+          <w:p>
+            <w:pPr>
+              <w:spacing w:after="0"/>
+            </w:pPr>
+            <w:r>
+              <w:rPr>
+                <w:b w:val="0"/>
+                <w:i w:val="0"/>
+                <w:sz w:val="19"/>
+              </w:rPr>
+              <w:t>Word sync does nothing, says permission was not granted, or "Sync failed"</w:t>
+            </w:r>
+          </w:p>
+        </w:tc>
+        <w:tc>
+          <w:tcPr>
+            <w:tcW w:type="dxa" w:w="6271"/>
+          </w:tcPr>
+          <w:p>
+            <w:pPr>
+              <w:spacing w:after="0"/>
+            </w:pPr>
+            <w:r>
+              <w:rPr>
+                <w:b w:val="0"/>
+                <w:i w:val="0"/>
+                <w:sz w:val="19"/>
+              </w:rPr>
+              <w:t xml:space="preserve">Click </w:t>
+            </w:r>
+            <w:r>
+              <w:rPr>
+                <w:b/>
+                <w:i w:val="0"/>
+                <w:sz w:val="19"/>
+              </w:rPr>
+              <w:t>Sync to Report</w:t>
+            </w:r>
+            <w:r>
+              <w:rPr>
+                <w:b w:val="0"/>
+                <w:i w:val="0"/>
+                <w:sz w:val="19"/>
+              </w:rPr>
+              <w:t xml:space="preserve"> and answer the browser's permission prompt promptly (it only works shortly after the click). Then check that the Word file is closed in Word, is not read-only, has no hidden </w:t>
+            </w:r>
+            <w:r>
+              <w:rPr>
+                <w:rFonts w:ascii="Consolas" w:hAnsi="Consolas" w:eastAsia="Consolas"/>
+                <w:b w:val="0"/>
+                <w:i w:val="0"/>
+                <w:sz w:val="17"/>
+                <w:shd w:val="clear" w:color="auto" w:fill="EEF1F6"/>
+              </w:rPr>
+              <w:t>~$</w:t>
+            </w:r>
+            <w:r>
+              <w:rPr>
+                <w:b w:val="0"/>
+                <w:i w:val="0"/>
+                <w:sz w:val="19"/>
+              </w:rPr>
+              <w:t xml:space="preserve"> lock file beside it, is not being held by OneDrive or a virus scanner, and is on a drive you can write to; try a copy in a plain local folder such as </w:t>
+            </w:r>
+            <w:r>
+              <w:rPr>
+                <w:rFonts w:ascii="Consolas" w:hAnsi="Consolas" w:eastAsia="Consolas"/>
+                <w:b w:val="0"/>
+                <w:i w:val="0"/>
+                <w:sz w:val="17"/>
+                <w:shd w:val="clear" w:color="auto" w:fill="EEF1F6"/>
+              </w:rPr>
+              <w:t>C:\Temp</w:t>
+            </w:r>
+            <w:r>
+              <w:rPr>
+                <w:b w:val="0"/>
+                <w:i w:val="0"/>
+                <w:sz w:val="19"/>
+              </w:rPr>
+              <w:t xml:space="preserve">. Managed browsers can block file writes (look for "FileSystem" in </w:t>
+            </w:r>
+            <w:r>
+              <w:rPr>
+                <w:rFonts w:ascii="Consolas" w:hAnsi="Consolas" w:eastAsia="Consolas"/>
+                <w:b w:val="0"/>
+                <w:i w:val="0"/>
+                <w:sz w:val="17"/>
+                <w:shd w:val="clear" w:color="auto" w:fill="EEF1F6"/>
+              </w:rPr>
+              <w:t>chrome://policy</w:t>
+            </w:r>
+            <w:r>
+              <w:rPr>
+                <w:b w:val="0"/>
+                <w:i w:val="0"/>
+                <w:sz w:val="19"/>
+              </w:rPr>
+              <w:t xml:space="preserve"> or </w:t>
+            </w:r>
+            <w:r>
+              <w:rPr>
+                <w:rFonts w:ascii="Consolas" w:hAnsi="Consolas" w:eastAsia="Consolas"/>
+                <w:b w:val="0"/>
+                <w:i w:val="0"/>
+                <w:sz w:val="17"/>
+                <w:shd w:val="clear" w:color="auto" w:fill="EEF1F6"/>
+              </w:rPr>
+              <w:t>edge://policy</w:t>
+            </w:r>
+            <w:r>
+              <w:rPr>
+                <w:b w:val="0"/>
+                <w:i w:val="0"/>
+                <w:sz w:val="19"/>
+              </w:rPr>
+              <w:t>). Press F12 and open the Console to see the detail. Firefox and Safari cannot keep a live connection; use Chrome or Edge.</w:t>
+            </w:r>
+          </w:p>
+        </w:tc>
+      </w:tr>
+      <w:tr>
+        <w:trPr>
+          <w:cantSplit w:val="true"/>
+        </w:trPr>
+        <w:tc>
+          <w:tcPr>
+            <w:tcW w:type="dxa" w:w="3377"/>
           </w:tcPr>
           <w:p>
             <w:pPr>
@@ -6832,7 +6961,7 @@
         </w:tc>
         <w:tc>
           <w:tcPr>
-            <w:tcW w:type="dxa" w:w="6508"/>
+            <w:tcW w:type="dxa" w:w="6271"/>
           </w:tcPr>
           <w:p>
             <w:pPr>
@@ -6855,7 +6984,7 @@
         </w:trPr>
         <w:tc>
           <w:tcPr>
-            <w:tcW w:type="dxa" w:w="3140"/>
+            <w:tcW w:type="dxa" w:w="3377"/>
           </w:tcPr>
           <w:p>
             <w:pPr>
@@ -6873,7 +7002,7 @@
         </w:tc>
         <w:tc>
           <w:tcPr>
-            <w:tcW w:type="dxa" w:w="6508"/>
+            <w:tcW w:type="dxa" w:w="6271"/>
           </w:tcPr>
           <w:p>
             <w:pPr>
@@ -6896,7 +7025,7 @@
         </w:trPr>
         <w:tc>
           <w:tcPr>
-            <w:tcW w:type="dxa" w:w="3140"/>
+            <w:tcW w:type="dxa" w:w="3377"/>
           </w:tcPr>
           <w:p>
             <w:pPr>
@@ -6914,7 +7043,7 @@
         </w:tc>
         <w:tc>
           <w:tcPr>
-            <w:tcW w:type="dxa" w:w="6508"/>
+            <w:tcW w:type="dxa" w:w="6271"/>
           </w:tcPr>
           <w:p>
             <w:pPr>
@@ -6973,7 +7102,7 @@
         </w:trPr>
         <w:tc>
           <w:tcPr>
-            <w:tcW w:type="dxa" w:w="3140"/>
+            <w:tcW w:type="dxa" w:w="3377"/>
           </w:tcPr>
           <w:p>
             <w:pPr>
@@ -6991,7 +7120,7 @@
         </w:tc>
         <w:tc>
           <w:tcPr>
-            <w:tcW w:type="dxa" w:w="6508"/>
+            <w:tcW w:type="dxa" w:w="6271"/>
           </w:tcPr>
           <w:p>
             <w:pPr>
@@ -7014,7 +7143,7 @@
         </w:trPr>
         <w:tc>
           <w:tcPr>
-            <w:tcW w:type="dxa" w:w="3140"/>
+            <w:tcW w:type="dxa" w:w="3377"/>
           </w:tcPr>
           <w:p>
             <w:pPr>
@@ -7032,7 +7161,7 @@
         </w:tc>
         <w:tc>
           <w:tcPr>
-            <w:tcW w:type="dxa" w:w="6508"/>
+            <w:tcW w:type="dxa" w:w="6271"/>
           </w:tcPr>
           <w:p>
             <w:pPr>
@@ -7073,7 +7202,7 @@
         </w:trPr>
         <w:tc>
           <w:tcPr>
-            <w:tcW w:type="dxa" w:w="3140"/>
+            <w:tcW w:type="dxa" w:w="3377"/>
           </w:tcPr>
           <w:p>
             <w:pPr>
@@ -7091,7 +7220,7 @@
         </w:tc>
         <w:tc>
           <w:tcPr>
-            <w:tcW w:type="dxa" w:w="6508"/>
+            <w:tcW w:type="dxa" w:w="6271"/>
           </w:tcPr>
           <w:p>
             <w:pPr>
@@ -7809,7 +7938,7 @@
         <w:color w:val="595959"/>
         <w:sz w:val="17"/>
       </w:rPr>
-      <w:t>Watts Up — User Guide (v0.9.12)</w:t>
+      <w:t>Watts Up — User Guide (v0.9.13)</w:t>
     </w:r>
   </w:p>
 </w:hdr>

--- a/Watts Up - User Guide.docx
+++ b/Watts Up - User Guide.docx
@@ -23,7 +23,7 @@
           <w:b w:val="0"/>
           <w:i/>
         </w:rPr>
-        <w:t xml:space="preserve">Version 0.9.13 — released 2026-10-27. This guide is built into the program: click </w:t>
+        <w:t xml:space="preserve">Version 0.9.14 — released 2026-10-29. This guide is built into the program: click </w:t>
       </w:r>
       <w:r>
         <w:rPr>
@@ -6860,7 +6860,57 @@
                 <w:i w:val="0"/>
                 <w:sz w:val="19"/>
               </w:rPr>
-              <w:t xml:space="preserve"> and answer the browser's permission prompt promptly (it only works shortly after the click). Then check that the Word file is closed in Word, is not read-only, has no hidden </w:t>
+              <w:t xml:space="preserve"> and answer the browser's permission prompt promptly (it only works shortly after the click). If the browser refuses even to ask (a message mentioning a "third-party context"), Watts Up offers </w:t>
+            </w:r>
+            <w:r>
+              <w:rPr>
+                <w:b/>
+                <w:i w:val="0"/>
+                <w:sz w:val="19"/>
+              </w:rPr>
+              <w:t>Choose the File…</w:t>
+            </w:r>
+            <w:r>
+              <w:rPr>
+                <w:b w:val="0"/>
+                <w:i w:val="0"/>
+                <w:sz w:val="19"/>
+              </w:rPr>
+              <w:t xml:space="preserve">: pick the same Word file again and allow editing when asked; connecting with </w:t>
+            </w:r>
+            <w:r>
+              <w:rPr>
+                <w:b/>
+                <w:i w:val="0"/>
+                <w:sz w:val="19"/>
+              </w:rPr>
+              <w:t>Connect Existing…</w:t>
+            </w:r>
+            <w:r>
+              <w:rPr>
+                <w:b w:val="0"/>
+                <w:i w:val="0"/>
+                <w:sz w:val="19"/>
+              </w:rPr>
+              <w:t xml:space="preserve"> already grants editing this way. Make sure </w:t>
+            </w:r>
+            <w:r>
+              <w:rPr>
+                <w:rFonts w:ascii="Consolas" w:hAnsi="Consolas" w:eastAsia="Consolas"/>
+                <w:b w:val="0"/>
+                <w:i w:val="0"/>
+                <w:sz w:val="17"/>
+                <w:shd w:val="clear" w:color="auto" w:fill="EEF1F6"/>
+              </w:rPr>
+              <w:t>watts-up.html</w:t>
+            </w:r>
+            <w:r>
+              <w:rPr>
+                <w:b w:val="0"/>
+                <w:i w:val="0"/>
+                <w:sz w:val="19"/>
+              </w:rPr>
+              <w:t xml:space="preserve"> is open directly in its own browser tab, not inside another page or app. Then check that the Word file is closed in Word, is not read-only, has no hidden </w:t>
             </w:r>
             <w:r>
               <w:rPr>
@@ -7938,7 +7988,7 @@
         <w:color w:val="595959"/>
         <w:sz w:val="17"/>
       </w:rPr>
-      <w:t>Watts Up — User Guide (v0.9.13)</w:t>
+      <w:t>Watts Up — User Guide (v0.9.14)</w:t>
     </w:r>
   </w:p>
 </w:hdr>

--- a/Watts Up - User Guide.docx
+++ b/Watts Up - User Guide.docx
@@ -23,7 +23,7 @@
           <w:b w:val="0"/>
           <w:i/>
         </w:rPr>
-        <w:t xml:space="preserve">Version 0.9.14 — released 2026-10-29. This guide is built into the program: click </w:t>
+        <w:t xml:space="preserve">Version 0.9.15 — released 2026-10-29. This guide is built into the program: click </w:t>
       </w:r>
       <w:r>
         <w:rPr>
@@ -183,6 +183,91 @@
           <w:i w:val="0"/>
         </w:rPr>
         <w:t xml:space="preserve"> file in the browser.</w:t>
+      </w:r>
+    </w:p>
+    <w:p>
+      <w:pPr>
+        <w:pStyle w:val="ListBullet"/>
+        <w:spacing w:after="60"/>
+      </w:pPr>
+      <w:r>
+        <w:rPr>
+          <w:b/>
+          <w:i w:val="0"/>
+        </w:rPr>
+        <w:t xml:space="preserve">Keep </w:t>
+      </w:r>
+      <w:r>
+        <w:rPr>
+          <w:rFonts w:ascii="Consolas" w:hAnsi="Consolas" w:eastAsia="Consolas"/>
+          <w:b/>
+          <w:i w:val="0"/>
+          <w:sz w:val="19"/>
+          <w:shd w:val="clear" w:color="auto" w:fill="EEF1F6"/>
+        </w:rPr>
+        <w:t>watts-up.html</w:t>
+      </w:r>
+      <w:r>
+        <w:rPr>
+          <w:b/>
+          <w:i w:val="0"/>
+        </w:rPr>
+        <w:t xml:space="preserve"> on your own computer.</w:t>
+      </w:r>
+      <w:r>
+        <w:rPr>
+          <w:b w:val="0"/>
+          <w:i w:val="0"/>
+        </w:rPr>
+        <w:t xml:space="preserve"> Save it to a local folder such as </w:t>
+      </w:r>
+      <w:r>
+        <w:rPr>
+          <w:rFonts w:ascii="Consolas" w:hAnsi="Consolas" w:eastAsia="Consolas"/>
+          <w:b w:val="0"/>
+          <w:i w:val="0"/>
+          <w:sz w:val="19"/>
+          <w:shd w:val="clear" w:color="auto" w:fill="EEF1F6"/>
+        </w:rPr>
+        <w:t>C:\Users\&lt;you&gt;\Documents\Watts Up</w:t>
+      </w:r>
+      <w:r>
+        <w:rPr>
+          <w:b w:val="0"/>
+          <w:i w:val="0"/>
+        </w:rPr>
+        <w:t xml:space="preserve"> and open it from there. Running it straight from a network drive, a mapped drive letter or a </w:t>
+      </w:r>
+      <w:r>
+        <w:rPr>
+          <w:rFonts w:ascii="Consolas" w:hAnsi="Consolas" w:eastAsia="Consolas"/>
+          <w:b w:val="0"/>
+          <w:i w:val="0"/>
+          <w:sz w:val="19"/>
+          <w:shd w:val="clear" w:color="auto" w:fill="EEF1F6"/>
+        </w:rPr>
+        <w:t>\\server\share</w:t>
+      </w:r>
+      <w:r>
+        <w:rPr>
+          <w:b w:val="0"/>
+          <w:i w:val="0"/>
+        </w:rPr>
+        <w:t xml:space="preserve"> path can stop the live Word connection from syncing (the browser refuses to ask for permission to write to the Word file). Your </w:t>
+      </w:r>
+      <w:r>
+        <w:rPr>
+          <w:b/>
+          <w:i w:val="0"/>
+        </w:rPr>
+        <w:t>Word reports and project files can stay on the network drive</w:t>
+      </w:r>
+      <w:r>
+        <w:rPr>
+          <w:b w:val="0"/>
+          <w:i w:val="0"/>
+        </w:rPr>
+        <w:t>; only the program file itself needs to be local.</w:t>
       </w:r>
     </w:p>
     <w:p>
@@ -6689,7 +6774,7 @@
         </w:trPr>
         <w:tc>
           <w:tcPr>
-            <w:tcW w:type="dxa" w:w="3377"/>
+            <w:tcW w:type="dxa" w:w="3780"/>
             <w:shd w:val="clear" w:color="auto" w:fill="D9E2F3"/>
           </w:tcPr>
           <w:p>
@@ -6708,7 +6793,7 @@
         </w:tc>
         <w:tc>
           <w:tcPr>
-            <w:tcW w:type="dxa" w:w="6271"/>
+            <w:tcW w:type="dxa" w:w="5868"/>
             <w:shd w:val="clear" w:color="auto" w:fill="D9E2F3"/>
           </w:tcPr>
           <w:p>
@@ -6732,7 +6817,7 @@
         </w:trPr>
         <w:tc>
           <w:tcPr>
-            <w:tcW w:type="dxa" w:w="3377"/>
+            <w:tcW w:type="dxa" w:w="3780"/>
           </w:tcPr>
           <w:p>
             <w:pPr>
@@ -6750,7 +6835,7 @@
         </w:tc>
         <w:tc>
           <w:tcPr>
-            <w:tcW w:type="dxa" w:w="6271"/>
+            <w:tcW w:type="dxa" w:w="5868"/>
           </w:tcPr>
           <w:p>
             <w:pPr>
@@ -6773,7 +6858,7 @@
         </w:trPr>
         <w:tc>
           <w:tcPr>
-            <w:tcW w:type="dxa" w:w="3377"/>
+            <w:tcW w:type="dxa" w:w="3780"/>
           </w:tcPr>
           <w:p>
             <w:pPr>
@@ -6791,7 +6876,7 @@
         </w:tc>
         <w:tc>
           <w:tcPr>
-            <w:tcW w:type="dxa" w:w="6271"/>
+            <w:tcW w:type="dxa" w:w="5868"/>
           </w:tcPr>
           <w:p>
             <w:pPr>
@@ -6814,7 +6899,126 @@
         </w:trPr>
         <w:tc>
           <w:tcPr>
-            <w:tcW w:type="dxa" w:w="3377"/>
+            <w:tcW w:type="dxa" w:w="3780"/>
+          </w:tcPr>
+          <w:p>
+            <w:pPr>
+              <w:spacing w:after="0"/>
+            </w:pPr>
+            <w:r>
+              <w:rPr>
+                <w:b w:val="0"/>
+                <w:i w:val="0"/>
+                <w:sz w:val="19"/>
+              </w:rPr>
+              <w:t>Word sync fails with a message about permission or a "third-party context", or Connect Existing works but Sync does not</w:t>
+            </w:r>
+          </w:p>
+        </w:tc>
+        <w:tc>
+          <w:tcPr>
+            <w:tcW w:type="dxa" w:w="5868"/>
+          </w:tcPr>
+          <w:p>
+            <w:pPr>
+              <w:spacing w:after="0"/>
+            </w:pPr>
+            <w:r>
+              <w:rPr>
+                <w:b/>
+                <w:i w:val="0"/>
+                <w:sz w:val="19"/>
+              </w:rPr>
+              <w:t xml:space="preserve">Run </w:t>
+            </w:r>
+            <w:r>
+              <w:rPr>
+                <w:rFonts w:ascii="Consolas" w:hAnsi="Consolas" w:eastAsia="Consolas"/>
+                <w:b/>
+                <w:i w:val="0"/>
+                <w:sz w:val="17"/>
+                <w:shd w:val="clear" w:color="auto" w:fill="EEF1F6"/>
+              </w:rPr>
+              <w:t>watts-up.html</w:t>
+            </w:r>
+            <w:r>
+              <w:rPr>
+                <w:b/>
+                <w:i w:val="0"/>
+                <w:sz w:val="19"/>
+              </w:rPr>
+              <w:t xml:space="preserve"> from a local drive.</w:t>
+            </w:r>
+            <w:r>
+              <w:rPr>
+                <w:b w:val="0"/>
+                <w:i w:val="0"/>
+                <w:sz w:val="19"/>
+              </w:rPr>
+              <w:t xml:space="preserve"> Copy it to a local folder (for example </w:t>
+            </w:r>
+            <w:r>
+              <w:rPr>
+                <w:rFonts w:ascii="Consolas" w:hAnsi="Consolas" w:eastAsia="Consolas"/>
+                <w:b w:val="0"/>
+                <w:i w:val="0"/>
+                <w:sz w:val="17"/>
+                <w:shd w:val="clear" w:color="auto" w:fill="EEF1F6"/>
+              </w:rPr>
+              <w:t>C:\Users\&lt;you&gt;\Documents\Watts Up</w:t>
+            </w:r>
+            <w:r>
+              <w:rPr>
+                <w:b w:val="0"/>
+                <w:i w:val="0"/>
+                <w:sz w:val="19"/>
+              </w:rPr>
+              <w:t xml:space="preserve">), close the tab, and open the local copy. Opening the program from a network drive, a mapped drive letter or a </w:t>
+            </w:r>
+            <w:r>
+              <w:rPr>
+                <w:rFonts w:ascii="Consolas" w:hAnsi="Consolas" w:eastAsia="Consolas"/>
+                <w:b w:val="0"/>
+                <w:i w:val="0"/>
+                <w:sz w:val="17"/>
+                <w:shd w:val="clear" w:color="auto" w:fill="EEF1F6"/>
+              </w:rPr>
+              <w:t>\\server\share</w:t>
+            </w:r>
+            <w:r>
+              <w:rPr>
+                <w:b w:val="0"/>
+                <w:i w:val="0"/>
+                <w:sz w:val="19"/>
+              </w:rPr>
+              <w:t xml:space="preserve"> path is a known cause. The Word report itself can stay on the network drive: a local copy of the program can read and write it there. After switching, use </w:t>
+            </w:r>
+            <w:r>
+              <w:rPr>
+                <w:b/>
+                <w:i w:val="0"/>
+                <w:sz w:val="19"/>
+              </w:rPr>
+              <w:t>Connect Existing…</w:t>
+            </w:r>
+            <w:r>
+              <w:rPr>
+                <w:b w:val="0"/>
+                <w:i w:val="0"/>
+                <w:sz w:val="19"/>
+              </w:rPr>
+              <w:t xml:space="preserve"> to pick the report again.</w:t>
+            </w:r>
+          </w:p>
+        </w:tc>
+      </w:tr>
+      <w:tr>
+        <w:trPr>
+          <w:cantSplit w:val="true"/>
+        </w:trPr>
+        <w:tc>
+          <w:tcPr>
+            <w:tcW w:type="dxa" w:w="3780"/>
           </w:tcPr>
           <w:p>
             <w:pPr>
@@ -6832,7 +7036,7 @@
         </w:tc>
         <w:tc>
           <w:tcPr>
-            <w:tcW w:type="dxa" w:w="6271"/>
+            <w:tcW w:type="dxa" w:w="5868"/>
           </w:tcPr>
           <w:p>
             <w:pPr>
@@ -6910,7 +7114,7 @@
                 <w:i w:val="0"/>
                 <w:sz w:val="19"/>
               </w:rPr>
-              <w:t xml:space="preserve"> is open directly in its own browser tab, not inside another page or app. Then check that the Word file is closed in Word, is not read-only, has no hidden </w:t>
+              <w:t xml:space="preserve"> is open from a local drive (§1.1) and directly in its own browser tab, not inside another page or app. Then check that the Word file is closed in Word, is not read-only, has no hidden </w:t>
             </w:r>
             <w:r>
               <w:rPr>
@@ -6993,7 +7197,7 @@
         </w:trPr>
         <w:tc>
           <w:tcPr>
-            <w:tcW w:type="dxa" w:w="3377"/>
+            <w:tcW w:type="dxa" w:w="3780"/>
           </w:tcPr>
           <w:p>
             <w:pPr>
@@ -7011,7 +7215,7 @@
         </w:tc>
         <w:tc>
           <w:tcPr>
-            <w:tcW w:type="dxa" w:w="6271"/>
+            <w:tcW w:type="dxa" w:w="5868"/>
           </w:tcPr>
           <w:p>
             <w:pPr>
@@ -7034,7 +7238,7 @@
         </w:trPr>
         <w:tc>
           <w:tcPr>
-            <w:tcW w:type="dxa" w:w="3377"/>
+            <w:tcW w:type="dxa" w:w="3780"/>
           </w:tcPr>
           <w:p>
             <w:pPr>
@@ -7052,7 +7256,7 @@
         </w:tc>
         <w:tc>
           <w:tcPr>
-            <w:tcW w:type="dxa" w:w="6271"/>
+            <w:tcW w:type="dxa" w:w="5868"/>
           </w:tcPr>
           <w:p>
             <w:pPr>
@@ -7075,7 +7279,7 @@
         </w:trPr>
         <w:tc>
           <w:tcPr>
-            <w:tcW w:type="dxa" w:w="3377"/>
+            <w:tcW w:type="dxa" w:w="3780"/>
           </w:tcPr>
           <w:p>
             <w:pPr>
@@ -7093,7 +7297,7 @@
         </w:tc>
         <w:tc>
           <w:tcPr>
-            <w:tcW w:type="dxa" w:w="6271"/>
+            <w:tcW w:type="dxa" w:w="5868"/>
           </w:tcPr>
           <w:p>
             <w:pPr>
@@ -7152,7 +7356,7 @@
         </w:trPr>
         <w:tc>
           <w:tcPr>
-            <w:tcW w:type="dxa" w:w="3377"/>
+            <w:tcW w:type="dxa" w:w="3780"/>
           </w:tcPr>
           <w:p>
             <w:pPr>
@@ -7170,7 +7374,7 @@
         </w:tc>
         <w:tc>
           <w:tcPr>
-            <w:tcW w:type="dxa" w:w="6271"/>
+            <w:tcW w:type="dxa" w:w="5868"/>
           </w:tcPr>
           <w:p>
             <w:pPr>
@@ -7193,7 +7397,7 @@
         </w:trPr>
         <w:tc>
           <w:tcPr>
-            <w:tcW w:type="dxa" w:w="3377"/>
+            <w:tcW w:type="dxa" w:w="3780"/>
           </w:tcPr>
           <w:p>
             <w:pPr>
@@ -7211,7 +7415,7 @@
         </w:tc>
         <w:tc>
           <w:tcPr>
-            <w:tcW w:type="dxa" w:w="6271"/>
+            <w:tcW w:type="dxa" w:w="5868"/>
           </w:tcPr>
           <w:p>
             <w:pPr>
@@ -7252,7 +7456,7 @@
         </w:trPr>
         <w:tc>
           <w:tcPr>
-            <w:tcW w:type="dxa" w:w="3377"/>
+            <w:tcW w:type="dxa" w:w="3780"/>
           </w:tcPr>
           <w:p>
             <w:pPr>
@@ -7270,7 +7474,7 @@
         </w:tc>
         <w:tc>
           <w:tcPr>
-            <w:tcW w:type="dxa" w:w="6271"/>
+            <w:tcW w:type="dxa" w:w="5868"/>
           </w:tcPr>
           <w:p>
             <w:pPr>
@@ -7988,7 +8192,7 @@
         <w:color w:val="595959"/>
         <w:sz w:val="17"/>
       </w:rPr>
-      <w:t>Watts Up — User Guide (v0.9.14)</w:t>
+      <w:t>Watts Up — User Guide (v0.9.15)</w:t>
     </w:r>
   </w:p>
 </w:hdr>

--- a/Watts Up - User Guide.docx
+++ b/Watts Up - User Guide.docx
@@ -23,7 +23,7 @@
           <w:b w:val="0"/>
           <w:i/>
         </w:rPr>
-        <w:t xml:space="preserve">Version 0.9.15 — released 2026-10-29. This guide is built into the program: click </w:t>
+        <w:t xml:space="preserve">Version 0.9.16 — released 2026-10-29. This guide is built into the program: click </w:t>
       </w:r>
       <w:r>
         <w:rPr>
@@ -5108,7 +5108,42 @@
           <w:b w:val="0"/>
           <w:i w:val="0"/>
         </w:rPr>
-        <w:t>6.4 New</w:t>
+        <w:t>6.4 Where the file dialogs open</w:t>
+      </w:r>
+    </w:p>
+    <w:p>
+      <w:r>
+        <w:rPr>
+          <w:b w:val="0"/>
+          <w:i w:val="0"/>
+        </w:rPr>
+        <w:t xml:space="preserve">In Chrome and Edge, the Open, Export JSON, Word Report and Connect Existing dialogs all start in the folder of the </w:t>
+      </w:r>
+      <w:r>
+        <w:rPr>
+          <w:b/>
+          <w:i w:val="0"/>
+        </w:rPr>
+        <w:t>last file you opened or saved</w:t>
+      </w:r>
+      <w:r>
+        <w:rPr>
+          <w:b w:val="0"/>
+          <w:i w:val="0"/>
+        </w:rPr>
+        <w:t xml:space="preserve"> in Watts Up, even after the browser has been closed and reopened. The first time (or if that folder is gone) they start in the Downloads folder. Watts Up keeps only a reference to that last file, in the browser's own storage on your computer (not the file's contents), and clearing the browser's site data forgets it.</w:t>
+      </w:r>
+    </w:p>
+    <w:p>
+      <w:pPr>
+        <w:pStyle w:val="Heading3"/>
+      </w:pPr>
+      <w:r>
+        <w:rPr>
+          <w:b w:val="0"/>
+          <w:i w:val="0"/>
+        </w:rPr>
+        <w:t>6.5 New</w:t>
       </w:r>
     </w:p>
     <w:p>
@@ -8192,7 +8227,7 @@
         <w:color w:val="595959"/>
         <w:sz w:val="17"/>
       </w:rPr>
-      <w:t>Watts Up — User Guide (v0.9.15)</w:t>
+      <w:t>Watts Up — User Guide (v0.9.16)</w:t>
     </w:r>
   </w:p>
 </w:hdr>

--- a/Watts Up - User Guide.docx
+++ b/Watts Up - User Guide.docx
@@ -23,7 +23,7 @@
           <w:b w:val="0"/>
           <w:i/>
         </w:rPr>
-        <w:t xml:space="preserve">Version 0.9.16 — released 2026-10-29. This guide is built into the program: click </w:t>
+        <w:t xml:space="preserve">Version 0.9.17 — released 2026-10-29. This guide is built into the program: click </w:t>
       </w:r>
       <w:r>
         <w:rPr>
@@ -8227,7 +8227,7 @@
         <w:color w:val="595959"/>
         <w:sz w:val="17"/>
       </w:rPr>
-      <w:t>Watts Up — User Guide (v0.9.16)</w:t>
+      <w:t>Watts Up — User Guide (v0.9.17)</w:t>
     </w:r>
   </w:p>
 </w:hdr>
